--- a/src/Tests/Inputs/labels/06/input.docx
+++ b/src/Tests/Inputs/labels/06/input.docx
@@ -1,9 +1,9 @@
 
 <file path=word/document.xml><?xml version="1.0" encoding="utf-8"?>
-<w:document xmlns:wpc="http://schemas.microsoft.com/office/word/2010/wordprocessingCanvas" xmlns:cx="http://schemas.microsoft.com/office/drawing/2014/chartex" xmlns:cx1="http://schemas.microsoft.com/office/drawing/2015/9/8/chartex" xmlns:cx2="http://schemas.microsoft.com/office/drawing/2015/10/21/chartex" xmlns:cx3="http://schemas.microsoft.com/office/drawing/2016/5/9/chartex" xmlns:cx4="http://schemas.microsoft.com/office/drawing/2016/5/10/chartex" xmlns:cx5="http://schemas.microsoft.com/office/drawing/2016/5/11/chartex" xmlns:cx6="http://schemas.microsoft.com/office/drawing/2016/5/12/chartex" xmlns:cx7="http://schemas.microsoft.com/office/drawing/2016/5/13/chartex" xmlns:cx8="http://schemas.microsoft.com/office/drawing/2016/5/14/chartex" xmlns:mc="http://schemas.openxmlformats.org/markup-compatibility/2006" xmlns:aink="http://schemas.microsoft.com/office/drawing/2016/ink" xmlns:am3d="http://schemas.microsoft.com/office/drawing/2017/model3d" xmlns:o="urn:schemas-microsoft-com:office:office" xmlns:r="http://schemas.openxmlformats.org/officeDocument/2006/relationships" xmlns:m="http://schemas.openxmlformats.org/officeDocument/2006/math" xmlns:v="urn:schemas-microsoft-com:vml" xmlns:wp14="http://schemas.microsoft.com/office/word/2010/wordprocessingDrawing" xmlns:wp="http://schemas.openxmlformats.org/drawingml/2006/wordprocessingDrawing" xmlns:w10="urn:schemas-microsoft-com:office:word" xmlns:w="http://schemas.openxmlformats.org/wordprocessingml/2006/main" xmlns:w14="http://schemas.microsoft.com/office/word/2010/wordml" xmlns:w15="http://schemas.microsoft.com/office/word/2012/wordml" xmlns:w16cid="http://schemas.microsoft.com/office/word/2016/wordml/cid" xmlns:w16se="http://schemas.microsoft.com/office/word/2015/wordml/symex" xmlns:wpg="http://schemas.microsoft.com/office/word/2010/wordprocessingGroup" xmlns:wpi="http://schemas.microsoft.com/office/word/2010/wordprocessingInk" xmlns:wne="http://schemas.microsoft.com/office/word/2006/wordml" xmlns:wps="http://schemas.microsoft.com/office/word/2010/wordprocessingShape" mc:Ignorable="w14 w15 w16se w16cid wp14">
+<w:document xmlns:a="http://schemas.openxmlformats.org/drawingml/2006/main" xmlns:adec="http://schemas.microsoft.com/office/drawing/2017/decorative" xmlns:pic="http://schemas.openxmlformats.org/drawingml/2006/picture" xmlns:asvg="http://schemas.microsoft.com/office/drawing/2016/SVG/main" xmlns:wpc="http://schemas.microsoft.com/office/word/2010/wordprocessingCanvas" xmlns:cx="http://schemas.microsoft.com/office/drawing/2014/chartex" xmlns:cx1="http://schemas.microsoft.com/office/drawing/2015/9/8/chartex" xmlns:cx2="http://schemas.microsoft.com/office/drawing/2015/10/21/chartex" xmlns:cx3="http://schemas.microsoft.com/office/drawing/2016/5/9/chartex" xmlns:cx4="http://schemas.microsoft.com/office/drawing/2016/5/10/chartex" xmlns:cx5="http://schemas.microsoft.com/office/drawing/2016/5/11/chartex" xmlns:cx6="http://schemas.microsoft.com/office/drawing/2016/5/12/chartex" xmlns:cx7="http://schemas.microsoft.com/office/drawing/2016/5/13/chartex" xmlns:cx8="http://schemas.microsoft.com/office/drawing/2016/5/14/chartex" xmlns:mc="http://schemas.openxmlformats.org/markup-compatibility/2006" xmlns:aink="http://schemas.microsoft.com/office/drawing/2016/ink" xmlns:am3d="http://schemas.microsoft.com/office/drawing/2017/model3d" xmlns:o="urn:schemas-microsoft-com:office:office" xmlns:r="http://schemas.openxmlformats.org/officeDocument/2006/relationships" xmlns:m="http://schemas.openxmlformats.org/officeDocument/2006/math" xmlns:v="urn:schemas-microsoft-com:vml" xmlns:wp14="http://schemas.microsoft.com/office/word/2010/wordprocessingDrawing" xmlns:wp="http://schemas.openxmlformats.org/drawingml/2006/wordprocessingDrawing" xmlns:w10="urn:schemas-microsoft-com:office:word" xmlns:w="http://schemas.openxmlformats.org/wordprocessingml/2006/main" xmlns:w14="http://schemas.microsoft.com/office/word/2010/wordml" xmlns:w15="http://schemas.microsoft.com/office/word/2012/wordml" xmlns:w16cid="http://schemas.microsoft.com/office/word/2016/wordml/cid" xmlns:w16se="http://schemas.microsoft.com/office/word/2015/wordml/symex" xmlns:wpg="http://schemas.microsoft.com/office/word/2010/wordprocessingGroup" xmlns:wpi="http://schemas.microsoft.com/office/word/2010/wordprocessingInk" xmlns:wne="http://schemas.microsoft.com/office/word/2006/wordml" xmlns:wps="http://schemas.microsoft.com/office/word/2010/wordprocessingShape" mc:Ignorable="w14 w15 w16se w16cid wp14">
   <w:body>
     <w:p>
-      <w:bookmarkStart w:id="0" w:name="_GoBack"/>
+      <w:bookmarkStart w:name="_GoBack" w:id="0"/>
       <w:r>
         <w:rPr>
           <w:noProof/>
@@ -11,7 +11,7 @@
         <mc:AlternateContent>
           <mc:Choice Requires="wpg">
             <w:drawing>
-              <wp:anchor distT="0" distB="0" distL="114300" distR="114300" simplePos="0" relativeHeight="251659264" behindDoc="1" locked="0" layoutInCell="1" allowOverlap="1" wp14:anchorId="11363C57" wp14:editId="14AA6AF8">
+              <wp:anchor distT="0" distB="0" distL="114300" distR="114300" simplePos="0" relativeHeight="251659264" behindDoc="1" locked="0" layoutInCell="1" allowOverlap="1" wp14:editId="14AA6AF8" wp14:anchorId="11363C57">
                 <wp:simplePos x="0" y="0"/>
                 <wp:positionH relativeFrom="column">
                   <wp:posOffset>-36195</wp:posOffset>
@@ -2284,9 +2284,9 @@
           </mc:Choice>
           <mc:Fallback>
             <w:pict>
-              <v:group w14:anchorId="11363C57" id="Group 4" o:spid="_x0000_s1026" style="position:absolute;margin-left:-2.85pt;margin-top:19.45pt;width:507.1pt;height:712.65pt;z-index:-251657216;mso-width-relative:margin;mso-height-relative:margin" coordsize="64398,90498" o:gfxdata="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">
-                <v:group id="Group 5" o:spid="_x0000_s1027" style="position:absolute;left:32080;top:76;width:32318;height:90395" coordsize="32318,90395" o:gfxdata="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">
-                  <v:shapetype id="_x0000_t75" coordsize="21600,21600" o:spt="75" o:preferrelative="t" path="m@4@5l@4@11@9@11@9@5xe" filled="f" stroked="f">
+              <v:group id="Group 4" style="position:absolute;margin-left:-2.85pt;margin-top:19.45pt;width:507.1pt;height:712.65pt;z-index:-251657216;mso-width-relative:margin;mso-height-relative:margin" coordsize="64398,90498" o:spid="_x0000_s1026" o:gfxdata="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" w14:anchorId="11363C57">
+                <v:group id="Group 5" style="position:absolute;left:32080;top:76;width:32318;height:90395" coordsize="32318,90395" o:spid="_x0000_s1027" o:gfxdata="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">
+                  <v:shapetype id="_x0000_t75" coordsize="21600,21600" filled="f" stroked="f" o:spt="75" o:preferrelative="t" path="m@4@5l@4@11@9@11@9@5xe">
                     <v:stroke joinstyle="miter"/>
                     <v:formulas>
                       <v:f eqn="if lineDrawn pixelLineWidth 0"/>
@@ -2302,50 +2302,50 @@
                       <v:f eqn="prod @7 21600 pixelHeight"/>
                       <v:f eqn="sum @10 21600 0"/>
                     </v:formulas>
-                    <v:path o:extrusionok="f" gradientshapeok="t" o:connecttype="rect"/>
+                    <v:path gradientshapeok="t" o:connecttype="rect" o:extrusionok="f"/>
                     <o:lock v:ext="edit" aspectratio="t"/>
                   </v:shapetype>
-                  <v:shape id="Graphic 6" o:spid="_x0000_s1028" type="#_x0000_t75" style="position:absolute;left:320;width:31998;height:17564;visibility:visible;mso-wrap-style:square" o:gfxdata="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">
-                    <v:imagedata r:id="rId11" o:title=""/>
+                  <v:shape id="Graphic 6" style="position:absolute;left:320;width:31998;height:17564;visibility:visible;mso-wrap-style:square" o:spid="_x0000_s1028" type="#_x0000_t75" o:gfxdata="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">
+                    <v:imagedata o:title="" r:id="rId11"/>
                   </v:shape>
-                  <v:shape id="Graphic 7" o:spid="_x0000_s1029" type="#_x0000_t75" style="position:absolute;left:320;top:18127;width:31998;height:17564;visibility:visible;mso-wrap-style:square" o:gfxdata="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">
-                    <v:imagedata r:id="rId11" o:title=""/>
+                  <v:shape id="Graphic 7" style="position:absolute;left:320;top:18127;width:31998;height:17564;visibility:visible;mso-wrap-style:square" o:spid="_x0000_s1029" type="#_x0000_t75" o:gfxdata="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">
+                    <v:imagedata o:title="" r:id="rId11"/>
                   </v:shape>
-                  <v:shape id="Graphic 8" o:spid="_x0000_s1030" type="#_x0000_t75" style="position:absolute;left:160;top:36415;width:31998;height:17564;visibility:visible;mso-wrap-style:square" o:gfxdata="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">
-                    <v:imagedata r:id="rId11" o:title=""/>
+                  <v:shape id="Graphic 8" style="position:absolute;left:160;top:36415;width:31998;height:17564;visibility:visible;mso-wrap-style:square" o:spid="_x0000_s1030" type="#_x0000_t75" o:gfxdata="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">
+                    <v:imagedata o:title="" r:id="rId11"/>
                   </v:shape>
-                  <v:shape id="Graphic 9" o:spid="_x0000_s1031" type="#_x0000_t75" style="position:absolute;left:160;top:54543;width:31998;height:17564;visibility:visible;mso-wrap-style:square" o:gfxdata="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">
-                    <v:imagedata r:id="rId11" o:title=""/>
+                  <v:shape id="Graphic 9" style="position:absolute;left:160;top:54543;width:31998;height:17564;visibility:visible;mso-wrap-style:square" o:spid="_x0000_s1031" type="#_x0000_t75" o:gfxdata="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">
+                    <v:imagedata o:title="" r:id="rId11"/>
                   </v:shape>
-                  <v:shape id="Graphic 10" o:spid="_x0000_s1032" type="#_x0000_t75" style="position:absolute;top:72831;width:31997;height:17564;visibility:visible;mso-wrap-style:square" o:gfxdata="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">
-                    <v:imagedata r:id="rId11" o:title=""/>
+                  <v:shape id="Graphic 10" style="position:absolute;top:72831;width:31997;height:17564;visibility:visible;mso-wrap-style:square" o:spid="_x0000_s1032" type="#_x0000_t75" o:gfxdata="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">
+                    <v:imagedata o:title="" r:id="rId11"/>
                   </v:shape>
                 </v:group>
-                <v:group id="Group 11" o:spid="_x0000_s1033" style="position:absolute;top:76;width:32318;height:90395" coordsize="32318,90395" o:gfxdata="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">
-                  <v:shape id="Graphic 12" o:spid="_x0000_s1034" type="#_x0000_t75" style="position:absolute;left:320;width:31998;height:17564;visibility:visible;mso-wrap-style:square" o:gfxdata="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">
-                    <v:imagedata r:id="rId11" o:title=""/>
+                <v:group id="Group 11" style="position:absolute;top:76;width:32318;height:90395" coordsize="32318,90395" o:spid="_x0000_s1033" o:gfxdata="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">
+                  <v:shape id="Graphic 12" style="position:absolute;left:320;width:31998;height:17564;visibility:visible;mso-wrap-style:square" o:spid="_x0000_s1034" type="#_x0000_t75" o:gfxdata="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">
+                    <v:imagedata o:title="" r:id="rId11"/>
                   </v:shape>
-                  <v:shape id="Graphic 13" o:spid="_x0000_s1035" type="#_x0000_t75" style="position:absolute;left:320;top:18127;width:31998;height:17564;visibility:visible;mso-wrap-style:square" o:gfxdata="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">
-                    <v:imagedata r:id="rId11" o:title=""/>
+                  <v:shape id="Graphic 13" style="position:absolute;left:320;top:18127;width:31998;height:17564;visibility:visible;mso-wrap-style:square" o:spid="_x0000_s1035" type="#_x0000_t75" o:gfxdata="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">
+                    <v:imagedata o:title="" r:id="rId11"/>
                   </v:shape>
-                  <v:shape id="Graphic 14" o:spid="_x0000_s1036" type="#_x0000_t75" style="position:absolute;left:160;top:36415;width:31998;height:17564;visibility:visible;mso-wrap-style:square" o:gfxdata="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">
-                    <v:imagedata r:id="rId11" o:title=""/>
+                  <v:shape id="Graphic 14" style="position:absolute;left:160;top:36415;width:31998;height:17564;visibility:visible;mso-wrap-style:square" o:spid="_x0000_s1036" type="#_x0000_t75" o:gfxdata="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">
+                    <v:imagedata o:title="" r:id="rId11"/>
                   </v:shape>
-                  <v:shape id="Graphic 15" o:spid="_x0000_s1037" type="#_x0000_t75" style="position:absolute;left:160;top:54543;width:31998;height:17564;visibility:visible;mso-wrap-style:square" o:gfxdata="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">
-                    <v:imagedata r:id="rId11" o:title=""/>
+                  <v:shape id="Graphic 15" style="position:absolute;left:160;top:54543;width:31998;height:17564;visibility:visible;mso-wrap-style:square" o:spid="_x0000_s1037" type="#_x0000_t75" o:gfxdata="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">
+                    <v:imagedata o:title="" r:id="rId11"/>
                   </v:shape>
-                  <v:shape id="Graphic 16" o:spid="_x0000_s1038" type="#_x0000_t75" style="position:absolute;top:72831;width:31997;height:17564;visibility:visible;mso-wrap-style:square" o:gfxdata="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">
-                    <v:imagedata r:id="rId11" o:title=""/>
+                  <v:shape id="Graphic 16" style="position:absolute;top:72831;width:31997;height:17564;visibility:visible;mso-wrap-style:square" o:spid="_x0000_s1038" type="#_x0000_t75" o:gfxdata="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">
+                    <v:imagedata o:title="" r:id="rId11"/>
                   </v:shape>
                 </v:group>
-                <v:group id="Group 17" o:spid="_x0000_s1039" style="position:absolute;left:381;width:31553;height:90498" coordsize="31553,90498" o:gfxdata="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">
-                  <v:group id="Group 18" o:spid="_x0000_s1040" style="position:absolute;width:31553;height:17564" coordsize="31553,17564" o:gfxdata="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">
-                    <v:group id="Group 19" o:spid="_x0000_s1041" style="position:absolute;width:31553;height:17564" coordorigin="1,-2" coordsize="31553,17565" o:gfxdata="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">
+                <v:group id="Group 17" style="position:absolute;left:381;width:31553;height:90498" coordsize="31553,90498" o:spid="_x0000_s1039" o:gfxdata="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">
+                  <v:group id="Group 18" style="position:absolute;width:31553;height:17564" coordsize="31553,17564" o:spid="_x0000_s1040" o:gfxdata="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">
+                    <v:group id="Group 19" style="position:absolute;width:31553;height:17564" coordsize="31553,17565" coordorigin="1,-2" o:spid="_x0000_s1041" o:gfxdata="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">
                       <v:shapetype id="_x0000_t202" coordsize="21600,21600" o:spt="202" path="m,l,21600r21600,l21600,xe">
                         <v:stroke joinstyle="miter"/>
                         <v:path gradientshapeok="t" o:connecttype="rect"/>
                       </v:shapetype>
-                      <v:shape id="Text Box 20" o:spid="_x0000_s1042" type="#_x0000_t202" style="position:absolute;left:-7151;top:7150;width:17562;height:3258;rotation:-90;visibility:visible;mso-wrap-style:square;v-text-anchor:middle" o:gfxdata="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" filled="f" stroked="f" strokeweight=".5pt">
+                      <v:shape id="Text Box 20" style="position:absolute;left:-7151;top:7150;width:17562;height:3258;rotation:-90;visibility:visible;mso-wrap-style:square;v-text-anchor:middle" o:spid="_x0000_s1042" filled="f" stroked="f" strokeweight=".5pt" type="#_x0000_t202" o:gfxdata="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">
                         <v:textbox>
                           <w:txbxContent>
                             <w:p>
@@ -2367,7 +2367,7 @@
                           </w:txbxContent>
                         </v:textbox>
                       </v:shape>
-                      <v:shape id="Text Box 21" o:spid="_x0000_s1043" type="#_x0000_t202" style="position:absolute;left:21198;top:7208;width:17563;height:3148;rotation:90;visibility:visible;mso-wrap-style:square;v-text-anchor:middle" o:gfxdata="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" filled="f" stroked="f" strokeweight=".5pt">
+                      <v:shape id="Text Box 21" style="position:absolute;left:21198;top:7208;width:17563;height:3148;rotation:90;visibility:visible;mso-wrap-style:square;v-text-anchor:middle" o:spid="_x0000_s1043" filled="f" stroked="f" strokeweight=".5pt" type="#_x0000_t202" o:gfxdata="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">
                         <v:textbox>
                           <w:txbxContent>
                             <w:p>
@@ -2390,16 +2390,16 @@
                         </v:textbox>
                       </v:shape>
                     </v:group>
-                    <v:shape id="Graphic 30" o:spid="_x0000_s1044" type="#_x0000_t75" style="position:absolute;left:3779;top:853;width:23984;height:1213;visibility:visible;mso-wrap-style:square" o:gfxdata="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">
-                      <v:imagedata r:id="rId12" o:title=""/>
+                    <v:shape id="Graphic 30" style="position:absolute;left:3779;top:853;width:23984;height:1213;visibility:visible;mso-wrap-style:square" o:spid="_x0000_s1044" type="#_x0000_t75" o:gfxdata="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">
+                      <v:imagedata o:title="" r:id="rId12"/>
                     </v:shape>
-                    <v:shape id="Graphic 30" o:spid="_x0000_s1045" type="#_x0000_t75" style="position:absolute;left:3901;top:14874;width:23984;height:1213;visibility:visible;mso-wrap-style:square" o:gfxdata="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">
-                      <v:imagedata r:id="rId12" o:title=""/>
+                    <v:shape id="Graphic 30" style="position:absolute;left:3901;top:14874;width:23984;height:1213;visibility:visible;mso-wrap-style:square" o:spid="_x0000_s1045" type="#_x0000_t75" o:gfxdata="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">
+                      <v:imagedata o:title="" r:id="rId12"/>
                     </v:shape>
                   </v:group>
-                  <v:group id="Group 24" o:spid="_x0000_s1046" style="position:absolute;top:18288;width:31553;height:17564" coordsize="31553,17564" o:gfxdata="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">
-                    <v:group id="Group 25" o:spid="_x0000_s1047" style="position:absolute;width:31553;height:17564" coordorigin="1,-2" coordsize="31553,17565" o:gfxdata="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">
-                      <v:shape id="Text Box 26" o:spid="_x0000_s1048" type="#_x0000_t202" style="position:absolute;left:-7151;top:7150;width:17562;height:3258;rotation:-90;visibility:visible;mso-wrap-style:square;v-text-anchor:middle" o:gfxdata="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" filled="f" stroked="f" strokeweight=".5pt">
+                  <v:group id="Group 24" style="position:absolute;top:18288;width:31553;height:17564" coordsize="31553,17564" o:spid="_x0000_s1046" o:gfxdata="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">
+                    <v:group id="Group 25" style="position:absolute;width:31553;height:17564" coordsize="31553,17565" coordorigin="1,-2" o:spid="_x0000_s1047" o:gfxdata="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">
+                      <v:shape id="Text Box 26" style="position:absolute;left:-7151;top:7150;width:17562;height:3258;rotation:-90;visibility:visible;mso-wrap-style:square;v-text-anchor:middle" o:spid="_x0000_s1048" filled="f" stroked="f" strokeweight=".5pt" type="#_x0000_t202" o:gfxdata="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">
                         <v:textbox>
                           <w:txbxContent>
                             <w:p>
@@ -2421,7 +2421,7 @@
                           </w:txbxContent>
                         </v:textbox>
                       </v:shape>
-                      <v:shape id="Text Box 27" o:spid="_x0000_s1049" type="#_x0000_t202" style="position:absolute;left:21198;top:7208;width:17563;height:3148;rotation:90;visibility:visible;mso-wrap-style:square;v-text-anchor:middle" o:gfxdata="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" filled="f" stroked="f" strokeweight=".5pt">
+                      <v:shape id="Text Box 27" style="position:absolute;left:21198;top:7208;width:17563;height:3148;rotation:90;visibility:visible;mso-wrap-style:square;v-text-anchor:middle" o:spid="_x0000_s1049" filled="f" stroked="f" strokeweight=".5pt" type="#_x0000_t202" o:gfxdata="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">
                         <v:textbox>
                           <w:txbxContent>
                             <w:p>
@@ -2444,16 +2444,16 @@
                         </v:textbox>
                       </v:shape>
                     </v:group>
-                    <v:shape id="Graphic 30" o:spid="_x0000_s1050" type="#_x0000_t75" style="position:absolute;left:3779;top:853;width:23984;height:1213;visibility:visible;mso-wrap-style:square" o:gfxdata="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">
-                      <v:imagedata r:id="rId12" o:title=""/>
+                    <v:shape id="Graphic 30" style="position:absolute;left:3779;top:853;width:23984;height:1213;visibility:visible;mso-wrap-style:square" o:spid="_x0000_s1050" type="#_x0000_t75" o:gfxdata="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">
+                      <v:imagedata o:title="" r:id="rId12"/>
                     </v:shape>
-                    <v:shape id="Graphic 30" o:spid="_x0000_s1051" type="#_x0000_t75" style="position:absolute;left:3901;top:14874;width:23984;height:1213;visibility:visible;mso-wrap-style:square" o:gfxdata="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">
-                      <v:imagedata r:id="rId12" o:title=""/>
+                    <v:shape id="Graphic 30" style="position:absolute;left:3901;top:14874;width:23984;height:1213;visibility:visible;mso-wrap-style:square" o:spid="_x0000_s1051" type="#_x0000_t75" o:gfxdata="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">
+                      <v:imagedata o:title="" r:id="rId12"/>
                     </v:shape>
                   </v:group>
-                  <v:group id="Group 30" o:spid="_x0000_s1052" style="position:absolute;top:36793;width:31553;height:17564" coordsize="31553,17564" o:gfxdata="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">
-                    <v:group id="Group 31" o:spid="_x0000_s1053" style="position:absolute;width:31553;height:17564" coordorigin="1,-2" coordsize="31553,17565" o:gfxdata="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">
-                      <v:shape id="Text Box 32" o:spid="_x0000_s1054" type="#_x0000_t202" style="position:absolute;left:-7151;top:7150;width:17562;height:3258;rotation:-90;visibility:visible;mso-wrap-style:square;v-text-anchor:middle" o:gfxdata="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" filled="f" stroked="f" strokeweight=".5pt">
+                  <v:group id="Group 30" style="position:absolute;top:36793;width:31553;height:17564" coordsize="31553,17564" o:spid="_x0000_s1052" o:gfxdata="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">
+                    <v:group id="Group 31" style="position:absolute;width:31553;height:17564" coordsize="31553,17565" coordorigin="1,-2" o:spid="_x0000_s1053" o:gfxdata="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">
+                      <v:shape id="Text Box 32" style="position:absolute;left:-7151;top:7150;width:17562;height:3258;rotation:-90;visibility:visible;mso-wrap-style:square;v-text-anchor:middle" o:spid="_x0000_s1054" filled="f" stroked="f" strokeweight=".5pt" type="#_x0000_t202" o:gfxdata="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">
                         <v:textbox>
                           <w:txbxContent>
                             <w:p>
@@ -2475,7 +2475,7 @@
                           </w:txbxContent>
                         </v:textbox>
                       </v:shape>
-                      <v:shape id="Text Box 33" o:spid="_x0000_s1055" type="#_x0000_t202" style="position:absolute;left:21198;top:7208;width:17563;height:3148;rotation:90;visibility:visible;mso-wrap-style:square;v-text-anchor:middle" o:gfxdata="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" filled="f" stroked="f" strokeweight=".5pt">
+                      <v:shape id="Text Box 33" style="position:absolute;left:21198;top:7208;width:17563;height:3148;rotation:90;visibility:visible;mso-wrap-style:square;v-text-anchor:middle" o:spid="_x0000_s1055" filled="f" stroked="f" strokeweight=".5pt" type="#_x0000_t202" o:gfxdata="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">
                         <v:textbox>
                           <w:txbxContent>
                             <w:p>
@@ -2498,16 +2498,16 @@
                         </v:textbox>
                       </v:shape>
                     </v:group>
-                    <v:shape id="Graphic 30" o:spid="_x0000_s1056" type="#_x0000_t75" style="position:absolute;left:3779;top:853;width:23984;height:1213;visibility:visible;mso-wrap-style:square" o:gfxdata="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">
-                      <v:imagedata r:id="rId12" o:title=""/>
+                    <v:shape id="Graphic 30" style="position:absolute;left:3779;top:853;width:23984;height:1213;visibility:visible;mso-wrap-style:square" o:spid="_x0000_s1056" type="#_x0000_t75" o:gfxdata="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">
+                      <v:imagedata o:title="" r:id="rId12"/>
                     </v:shape>
-                    <v:shape id="Graphic 30" o:spid="_x0000_s1057" type="#_x0000_t75" style="position:absolute;left:3901;top:14874;width:23984;height:1213;visibility:visible;mso-wrap-style:square" o:gfxdata="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">
-                      <v:imagedata r:id="rId12" o:title=""/>
+                    <v:shape id="Graphic 30" style="position:absolute;left:3901;top:14874;width:23984;height:1213;visibility:visible;mso-wrap-style:square" o:spid="_x0000_s1057" type="#_x0000_t75" o:gfxdata="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">
+                      <v:imagedata o:title="" r:id="rId12"/>
                     </v:shape>
                   </v:group>
-                  <v:group id="Group 36" o:spid="_x0000_s1058" style="position:absolute;top:55081;width:31553;height:17564" coordsize="31553,17564" o:gfxdata="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">
-                    <v:group id="Group 38" o:spid="_x0000_s1059" style="position:absolute;width:31553;height:17564" coordorigin="1,-2" coordsize="31553,17565" o:gfxdata="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">
-                      <v:shape id="Text Box 40" o:spid="_x0000_s1060" type="#_x0000_t202" style="position:absolute;left:-7151;top:7150;width:17562;height:3258;rotation:-90;visibility:visible;mso-wrap-style:square;v-text-anchor:middle" o:gfxdata="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" filled="f" stroked="f" strokeweight=".5pt">
+                  <v:group id="Group 36" style="position:absolute;top:55081;width:31553;height:17564" coordsize="31553,17564" o:spid="_x0000_s1058" o:gfxdata="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">
+                    <v:group id="Group 38" style="position:absolute;width:31553;height:17564" coordsize="31553,17565" coordorigin="1,-2" o:spid="_x0000_s1059" o:gfxdata="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">
+                      <v:shape id="Text Box 40" style="position:absolute;left:-7151;top:7150;width:17562;height:3258;rotation:-90;visibility:visible;mso-wrap-style:square;v-text-anchor:middle" o:spid="_x0000_s1060" filled="f" stroked="f" strokeweight=".5pt" type="#_x0000_t202" o:gfxdata="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">
                         <v:textbox>
                           <w:txbxContent>
                             <w:p>
@@ -2529,7 +2529,7 @@
                           </w:txbxContent>
                         </v:textbox>
                       </v:shape>
-                      <v:shape id="Text Box 42" o:spid="_x0000_s1061" type="#_x0000_t202" style="position:absolute;left:21198;top:7208;width:17563;height:3148;rotation:90;visibility:visible;mso-wrap-style:square;v-text-anchor:middle" o:gfxdata="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" filled="f" stroked="f" strokeweight=".5pt">
+                      <v:shape id="Text Box 42" style="position:absolute;left:21198;top:7208;width:17563;height:3148;rotation:90;visibility:visible;mso-wrap-style:square;v-text-anchor:middle" o:spid="_x0000_s1061" filled="f" stroked="f" strokeweight=".5pt" type="#_x0000_t202" o:gfxdata="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">
                         <v:textbox>
                           <w:txbxContent>
                             <w:p>
@@ -2552,16 +2552,16 @@
                         </v:textbox>
                       </v:shape>
                     </v:group>
-                    <v:shape id="Graphic 30" o:spid="_x0000_s1062" type="#_x0000_t75" style="position:absolute;left:3779;top:853;width:23984;height:1213;visibility:visible;mso-wrap-style:square" o:gfxdata="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">
-                      <v:imagedata r:id="rId12" o:title=""/>
+                    <v:shape id="Graphic 30" style="position:absolute;left:3779;top:853;width:23984;height:1213;visibility:visible;mso-wrap-style:square" o:spid="_x0000_s1062" type="#_x0000_t75" o:gfxdata="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">
+                      <v:imagedata o:title="" r:id="rId12"/>
                     </v:shape>
-                    <v:shape id="Graphic 30" o:spid="_x0000_s1063" type="#_x0000_t75" style="position:absolute;left:3901;top:14874;width:23984;height:1213;visibility:visible;mso-wrap-style:square" o:gfxdata="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">
-                      <v:imagedata r:id="rId12" o:title=""/>
+                    <v:shape id="Graphic 30" style="position:absolute;left:3901;top:14874;width:23984;height:1213;visibility:visible;mso-wrap-style:square" o:spid="_x0000_s1063" type="#_x0000_t75" o:gfxdata="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">
+                      <v:imagedata o:title="" r:id="rId12"/>
                     </v:shape>
                   </v:group>
-                  <v:group id="Group 55" o:spid="_x0000_s1064" style="position:absolute;top:72934;width:31553;height:17564" coordsize="31553,17564" o:gfxdata="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">
-                    <v:group id="Group 56" o:spid="_x0000_s1065" style="position:absolute;width:31553;height:17564" coordorigin="1,-2" coordsize="31553,17565" o:gfxdata="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">
-                      <v:shape id="Text Box 57" o:spid="_x0000_s1066" type="#_x0000_t202" style="position:absolute;left:-7151;top:7150;width:17562;height:3258;rotation:-90;visibility:visible;mso-wrap-style:square;v-text-anchor:middle" o:gfxdata="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" filled="f" stroked="f" strokeweight=".5pt">
+                  <v:group id="Group 55" style="position:absolute;top:72934;width:31553;height:17564" coordsize="31553,17564" o:spid="_x0000_s1064" o:gfxdata="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">
+                    <v:group id="Group 56" style="position:absolute;width:31553;height:17564" coordsize="31553,17565" coordorigin="1,-2" o:spid="_x0000_s1065" o:gfxdata="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">
+                      <v:shape id="Text Box 57" style="position:absolute;left:-7151;top:7150;width:17562;height:3258;rotation:-90;visibility:visible;mso-wrap-style:square;v-text-anchor:middle" o:spid="_x0000_s1066" filled="f" stroked="f" strokeweight=".5pt" type="#_x0000_t202" o:gfxdata="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">
                         <v:textbox>
                           <w:txbxContent>
                             <w:p>
@@ -2583,7 +2583,7 @@
                           </w:txbxContent>
                         </v:textbox>
                       </v:shape>
-                      <v:shape id="Text Box 58" o:spid="_x0000_s1067" type="#_x0000_t202" style="position:absolute;left:21198;top:7208;width:17563;height:3148;rotation:90;visibility:visible;mso-wrap-style:square;v-text-anchor:middle" o:gfxdata="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" filled="f" stroked="f" strokeweight=".5pt">
+                      <v:shape id="Text Box 58" style="position:absolute;left:21198;top:7208;width:17563;height:3148;rotation:90;visibility:visible;mso-wrap-style:square;v-text-anchor:middle" o:spid="_x0000_s1067" filled="f" stroked="f" strokeweight=".5pt" type="#_x0000_t202" o:gfxdata="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">
                         <v:textbox>
                           <w:txbxContent>
                             <w:p>
@@ -2606,18 +2606,18 @@
                         </v:textbox>
                       </v:shape>
                     </v:group>
-                    <v:shape id="Graphic 30" o:spid="_x0000_s1068" type="#_x0000_t75" style="position:absolute;left:3779;top:853;width:23984;height:1213;visibility:visible;mso-wrap-style:square" o:gfxdata="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">
-                      <v:imagedata r:id="rId12" o:title=""/>
+                    <v:shape id="Graphic 30" style="position:absolute;left:3779;top:853;width:23984;height:1213;visibility:visible;mso-wrap-style:square" o:spid="_x0000_s1068" type="#_x0000_t75" o:gfxdata="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">
+                      <v:imagedata o:title="" r:id="rId12"/>
                     </v:shape>
-                    <v:shape id="Graphic 30" o:spid="_x0000_s1069" type="#_x0000_t75" style="position:absolute;left:3901;top:14874;width:23984;height:1213;visibility:visible;mso-wrap-style:square" o:gfxdata="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">
-                      <v:imagedata r:id="rId12" o:title=""/>
+                    <v:shape id="Graphic 30" style="position:absolute;left:3901;top:14874;width:23984;height:1213;visibility:visible;mso-wrap-style:square" o:spid="_x0000_s1069" type="#_x0000_t75" o:gfxdata="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">
+                      <v:imagedata o:title="" r:id="rId12"/>
                     </v:shape>
                   </v:group>
                 </v:group>
-                <v:group id="Group 61" o:spid="_x0000_s1070" style="position:absolute;left:32461;width:31553;height:90498" coordsize="31553,90498" o:gfxdata="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">
-                  <v:group id="Group 62" o:spid="_x0000_s1071" style="position:absolute;width:31553;height:17564" coordsize="31553,17564" o:gfxdata="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">
-                    <v:group id="Group 63" o:spid="_x0000_s1072" style="position:absolute;width:31553;height:17564" coordorigin="1,-2" coordsize="31553,17565" o:gfxdata="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">
-                      <v:shape id="Text Box 64" o:spid="_x0000_s1073" type="#_x0000_t202" style="position:absolute;left:-7151;top:7150;width:17562;height:3258;rotation:-90;visibility:visible;mso-wrap-style:square;v-text-anchor:middle" o:gfxdata="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" filled="f" stroked="f" strokeweight=".5pt">
+                <v:group id="Group 61" style="position:absolute;left:32461;width:31553;height:90498" coordsize="31553,90498" o:spid="_x0000_s1070" o:gfxdata="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">
+                  <v:group id="Group 62" style="position:absolute;width:31553;height:17564" coordsize="31553,17564" o:spid="_x0000_s1071" o:gfxdata="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">
+                    <v:group id="Group 63" style="position:absolute;width:31553;height:17564" coordsize="31553,17565" coordorigin="1,-2" o:spid="_x0000_s1072" o:gfxdata="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">
+                      <v:shape id="Text Box 64" style="position:absolute;left:-7151;top:7150;width:17562;height:3258;rotation:-90;visibility:visible;mso-wrap-style:square;v-text-anchor:middle" o:spid="_x0000_s1073" filled="f" stroked="f" strokeweight=".5pt" type="#_x0000_t202" o:gfxdata="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">
                         <v:textbox>
                           <w:txbxContent>
                             <w:p>
@@ -2639,7 +2639,7 @@
                           </w:txbxContent>
                         </v:textbox>
                       </v:shape>
-                      <v:shape id="Text Box 65" o:spid="_x0000_s1074" type="#_x0000_t202" style="position:absolute;left:21198;top:7208;width:17563;height:3148;rotation:90;visibility:visible;mso-wrap-style:square;v-text-anchor:middle" o:gfxdata="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" filled="f" stroked="f" strokeweight=".5pt">
+                      <v:shape id="Text Box 65" style="position:absolute;left:21198;top:7208;width:17563;height:3148;rotation:90;visibility:visible;mso-wrap-style:square;v-text-anchor:middle" o:spid="_x0000_s1074" filled="f" stroked="f" strokeweight=".5pt" type="#_x0000_t202" o:gfxdata="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">
                         <v:textbox>
                           <w:txbxContent>
                             <w:p>
@@ -2662,16 +2662,16 @@
                         </v:textbox>
                       </v:shape>
                     </v:group>
-                    <v:shape id="Graphic 30" o:spid="_x0000_s1075" type="#_x0000_t75" style="position:absolute;left:3779;top:853;width:23984;height:1213;visibility:visible;mso-wrap-style:square" o:gfxdata="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">
-                      <v:imagedata r:id="rId12" o:title=""/>
+                    <v:shape id="Graphic 30" style="position:absolute;left:3779;top:853;width:23984;height:1213;visibility:visible;mso-wrap-style:square" o:spid="_x0000_s1075" type="#_x0000_t75" o:gfxdata="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">
+                      <v:imagedata o:title="" r:id="rId12"/>
                     </v:shape>
-                    <v:shape id="Graphic 30" o:spid="_x0000_s1076" type="#_x0000_t75" style="position:absolute;left:3901;top:14874;width:23984;height:1213;visibility:visible;mso-wrap-style:square" o:gfxdata="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">
-                      <v:imagedata r:id="rId12" o:title=""/>
+                    <v:shape id="Graphic 30" style="position:absolute;left:3901;top:14874;width:23984;height:1213;visibility:visible;mso-wrap-style:square" o:spid="_x0000_s1076" type="#_x0000_t75" o:gfxdata="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">
+                      <v:imagedata o:title="" r:id="rId12"/>
                     </v:shape>
                   </v:group>
-                  <v:group id="Group 127" o:spid="_x0000_s1077" style="position:absolute;top:18288;width:31553;height:17564" coordsize="31553,17564" o:gfxdata="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">
-                    <v:group id="Group 128" o:spid="_x0000_s1078" style="position:absolute;width:31553;height:17564" coordorigin="1,-2" coordsize="31553,17565" o:gfxdata="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">
-                      <v:shape id="Text Box 129" o:spid="_x0000_s1079" type="#_x0000_t202" style="position:absolute;left:-7151;top:7150;width:17562;height:3258;rotation:-90;visibility:visible;mso-wrap-style:square;v-text-anchor:middle" o:gfxdata="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" filled="f" stroked="f" strokeweight=".5pt">
+                  <v:group id="Group 127" style="position:absolute;top:18288;width:31553;height:17564" coordsize="31553,17564" o:spid="_x0000_s1077" o:gfxdata="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">
+                    <v:group id="Group 128" style="position:absolute;width:31553;height:17564" coordsize="31553,17565" coordorigin="1,-2" o:spid="_x0000_s1078" o:gfxdata="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">
+                      <v:shape id="Text Box 129" style="position:absolute;left:-7151;top:7150;width:17562;height:3258;rotation:-90;visibility:visible;mso-wrap-style:square;v-text-anchor:middle" o:spid="_x0000_s1079" filled="f" stroked="f" strokeweight=".5pt" type="#_x0000_t202" o:gfxdata="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">
                         <v:textbox>
                           <w:txbxContent>
                             <w:p>
@@ -2693,7 +2693,7 @@
                           </w:txbxContent>
                         </v:textbox>
                       </v:shape>
-                      <v:shape id="Text Box 130" o:spid="_x0000_s1080" type="#_x0000_t202" style="position:absolute;left:21198;top:7208;width:17563;height:3148;rotation:90;visibility:visible;mso-wrap-style:square;v-text-anchor:middle" o:gfxdata="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" filled="f" stroked="f" strokeweight=".5pt">
+                      <v:shape id="Text Box 130" style="position:absolute;left:21198;top:7208;width:17563;height:3148;rotation:90;visibility:visible;mso-wrap-style:square;v-text-anchor:middle" o:spid="_x0000_s1080" filled="f" stroked="f" strokeweight=".5pt" type="#_x0000_t202" o:gfxdata="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">
                         <v:textbox>
                           <w:txbxContent>
                             <w:p>
@@ -2716,16 +2716,16 @@
                         </v:textbox>
                       </v:shape>
                     </v:group>
-                    <v:shape id="Graphic 30" o:spid="_x0000_s1081" type="#_x0000_t75" style="position:absolute;left:3779;top:853;width:23984;height:1213;visibility:visible;mso-wrap-style:square" o:gfxdata="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">
-                      <v:imagedata r:id="rId12" o:title=""/>
+                    <v:shape id="Graphic 30" style="position:absolute;left:3779;top:853;width:23984;height:1213;visibility:visible;mso-wrap-style:square" o:spid="_x0000_s1081" type="#_x0000_t75" o:gfxdata="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">
+                      <v:imagedata o:title="" r:id="rId12"/>
                     </v:shape>
-                    <v:shape id="Graphic 30" o:spid="_x0000_s1082" type="#_x0000_t75" style="position:absolute;left:3901;top:14874;width:23984;height:1213;visibility:visible;mso-wrap-style:square" o:gfxdata="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">
-                      <v:imagedata r:id="rId12" o:title=""/>
+                    <v:shape id="Graphic 30" style="position:absolute;left:3901;top:14874;width:23984;height:1213;visibility:visible;mso-wrap-style:square" o:spid="_x0000_s1082" type="#_x0000_t75" o:gfxdata="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">
+                      <v:imagedata o:title="" r:id="rId12"/>
                     </v:shape>
                   </v:group>
-                  <v:group id="Group 133" o:spid="_x0000_s1083" style="position:absolute;top:36793;width:31553;height:17564" coordsize="31553,17564" o:gfxdata="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">
-                    <v:group id="Group 134" o:spid="_x0000_s1084" style="position:absolute;width:31553;height:17564" coordorigin="1,-2" coordsize="31553,17565" o:gfxdata="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">
-                      <v:shape id="Text Box 135" o:spid="_x0000_s1085" type="#_x0000_t202" style="position:absolute;left:-7151;top:7150;width:17562;height:3258;rotation:-90;visibility:visible;mso-wrap-style:square;v-text-anchor:middle" o:gfxdata="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" filled="f" stroked="f" strokeweight=".5pt">
+                  <v:group id="Group 133" style="position:absolute;top:36793;width:31553;height:17564" coordsize="31553,17564" o:spid="_x0000_s1083" o:gfxdata="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">
+                    <v:group id="Group 134" style="position:absolute;width:31553;height:17564" coordsize="31553,17565" coordorigin="1,-2" o:spid="_x0000_s1084" o:gfxdata="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">
+                      <v:shape id="Text Box 135" style="position:absolute;left:-7151;top:7150;width:17562;height:3258;rotation:-90;visibility:visible;mso-wrap-style:square;v-text-anchor:middle" o:spid="_x0000_s1085" filled="f" stroked="f" strokeweight=".5pt" type="#_x0000_t202" o:gfxdata="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">
                         <v:textbox>
                           <w:txbxContent>
                             <w:p>
@@ -2747,7 +2747,7 @@
                           </w:txbxContent>
                         </v:textbox>
                       </v:shape>
-                      <v:shape id="Text Box 136" o:spid="_x0000_s1086" type="#_x0000_t202" style="position:absolute;left:21198;top:7208;width:17563;height:3148;rotation:90;visibility:visible;mso-wrap-style:square;v-text-anchor:middle" o:gfxdata="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" filled="f" stroked="f" strokeweight=".5pt">
+                      <v:shape id="Text Box 136" style="position:absolute;left:21198;top:7208;width:17563;height:3148;rotation:90;visibility:visible;mso-wrap-style:square;v-text-anchor:middle" o:spid="_x0000_s1086" filled="f" stroked="f" strokeweight=".5pt" type="#_x0000_t202" o:gfxdata="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">
                         <v:textbox>
                           <w:txbxContent>
                             <w:p>
@@ -2770,16 +2770,16 @@
                         </v:textbox>
                       </v:shape>
                     </v:group>
-                    <v:shape id="Graphic 30" o:spid="_x0000_s1087" type="#_x0000_t75" style="position:absolute;left:3779;top:853;width:23984;height:1213;visibility:visible;mso-wrap-style:square" o:gfxdata="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">
-                      <v:imagedata r:id="rId12" o:title=""/>
+                    <v:shape id="Graphic 30" style="position:absolute;left:3779;top:853;width:23984;height:1213;visibility:visible;mso-wrap-style:square" o:spid="_x0000_s1087" type="#_x0000_t75" o:gfxdata="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">
+                      <v:imagedata o:title="" r:id="rId12"/>
                     </v:shape>
-                    <v:shape id="Graphic 30" o:spid="_x0000_s1088" type="#_x0000_t75" style="position:absolute;left:3901;top:14874;width:23984;height:1213;visibility:visible;mso-wrap-style:square" o:gfxdata="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">
-                      <v:imagedata r:id="rId12" o:title=""/>
+                    <v:shape id="Graphic 30" style="position:absolute;left:3901;top:14874;width:23984;height:1213;visibility:visible;mso-wrap-style:square" o:spid="_x0000_s1088" type="#_x0000_t75" o:gfxdata="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">
+                      <v:imagedata o:title="" r:id="rId12"/>
                     </v:shape>
                   </v:group>
-                  <v:group id="Group 139" o:spid="_x0000_s1089" style="position:absolute;top:55081;width:31553;height:17564" coordsize="31553,17564" o:gfxdata="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">
-                    <v:group id="Group 140" o:spid="_x0000_s1090" style="position:absolute;width:31553;height:17564" coordorigin="1,-2" coordsize="31553,17565" o:gfxdata="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">
-                      <v:shape id="Text Box 141" o:spid="_x0000_s1091" type="#_x0000_t202" style="position:absolute;left:-7151;top:7150;width:17562;height:3258;rotation:-90;visibility:visible;mso-wrap-style:square;v-text-anchor:middle" o:gfxdata="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" filled="f" stroked="f" strokeweight=".5pt">
+                  <v:group id="Group 139" style="position:absolute;top:55081;width:31553;height:17564" coordsize="31553,17564" o:spid="_x0000_s1089" o:gfxdata="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">
+                    <v:group id="Group 140" style="position:absolute;width:31553;height:17564" coordsize="31553,17565" coordorigin="1,-2" o:spid="_x0000_s1090" o:gfxdata="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">
+                      <v:shape id="Text Box 141" style="position:absolute;left:-7151;top:7150;width:17562;height:3258;rotation:-90;visibility:visible;mso-wrap-style:square;v-text-anchor:middle" o:spid="_x0000_s1091" filled="f" stroked="f" strokeweight=".5pt" type="#_x0000_t202" o:gfxdata="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">
                         <v:textbox>
                           <w:txbxContent>
                             <w:p>
@@ -2801,7 +2801,7 @@
                           </w:txbxContent>
                         </v:textbox>
                       </v:shape>
-                      <v:shape id="Text Box 142" o:spid="_x0000_s1092" type="#_x0000_t202" style="position:absolute;left:21198;top:7208;width:17563;height:3148;rotation:90;visibility:visible;mso-wrap-style:square;v-text-anchor:middle" o:gfxdata="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" filled="f" stroked="f" strokeweight=".5pt">
+                      <v:shape id="Text Box 142" style="position:absolute;left:21198;top:7208;width:17563;height:3148;rotation:90;visibility:visible;mso-wrap-style:square;v-text-anchor:middle" o:spid="_x0000_s1092" filled="f" stroked="f" strokeweight=".5pt" type="#_x0000_t202" o:gfxdata="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">
                         <v:textbox>
                           <w:txbxContent>
                             <w:p>
@@ -2824,16 +2824,16 @@
                         </v:textbox>
                       </v:shape>
                     </v:group>
-                    <v:shape id="Graphic 30" o:spid="_x0000_s1093" type="#_x0000_t75" style="position:absolute;left:3779;top:853;width:23984;height:1213;visibility:visible;mso-wrap-style:square" o:gfxdata="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">
-                      <v:imagedata r:id="rId12" o:title=""/>
+                    <v:shape id="Graphic 30" style="position:absolute;left:3779;top:853;width:23984;height:1213;visibility:visible;mso-wrap-style:square" o:spid="_x0000_s1093" type="#_x0000_t75" o:gfxdata="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">
+                      <v:imagedata o:title="" r:id="rId12"/>
                     </v:shape>
-                    <v:shape id="Graphic 30" o:spid="_x0000_s1094" type="#_x0000_t75" style="position:absolute;left:3901;top:14874;width:23984;height:1213;visibility:visible;mso-wrap-style:square" o:gfxdata="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">
-                      <v:imagedata r:id="rId12" o:title=""/>
+                    <v:shape id="Graphic 30" style="position:absolute;left:3901;top:14874;width:23984;height:1213;visibility:visible;mso-wrap-style:square" o:spid="_x0000_s1094" type="#_x0000_t75" o:gfxdata="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">
+                      <v:imagedata o:title="" r:id="rId12"/>
                     </v:shape>
                   </v:group>
-                  <v:group id="Group 145" o:spid="_x0000_s1095" style="position:absolute;top:72934;width:31553;height:17564" coordsize="31553,17564" o:gfxdata="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">
-                    <v:group id="Group 146" o:spid="_x0000_s1096" style="position:absolute;width:31553;height:17564" coordorigin="1,-2" coordsize="31553,17565" o:gfxdata="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">
-                      <v:shape id="Text Box 147" o:spid="_x0000_s1097" type="#_x0000_t202" style="position:absolute;left:-7151;top:7150;width:17562;height:3258;rotation:-90;visibility:visible;mso-wrap-style:square;v-text-anchor:middle" o:gfxdata="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" filled="f" stroked="f" strokeweight=".5pt">
+                  <v:group id="Group 145" style="position:absolute;top:72934;width:31553;height:17564" coordsize="31553,17564" o:spid="_x0000_s1095" o:gfxdata="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">
+                    <v:group id="Group 146" style="position:absolute;width:31553;height:17564" coordsize="31553,17565" coordorigin="1,-2" o:spid="_x0000_s1096" o:gfxdata="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">
+                      <v:shape id="Text Box 147" style="position:absolute;left:-7151;top:7150;width:17562;height:3258;rotation:-90;visibility:visible;mso-wrap-style:square;v-text-anchor:middle" o:spid="_x0000_s1097" filled="f" stroked="f" strokeweight=".5pt" type="#_x0000_t202" o:gfxdata="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">
                         <v:textbox>
                           <w:txbxContent>
                             <w:p>
@@ -2855,7 +2855,7 @@
                           </w:txbxContent>
                         </v:textbox>
                       </v:shape>
-                      <v:shape id="Text Box 148" o:spid="_x0000_s1098" type="#_x0000_t202" style="position:absolute;left:21198;top:7208;width:17563;height:3148;rotation:90;visibility:visible;mso-wrap-style:square;v-text-anchor:middle" o:gfxdata="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" filled="f" stroked="f" strokeweight=".5pt">
+                      <v:shape id="Text Box 148" style="position:absolute;left:21198;top:7208;width:17563;height:3148;rotation:90;visibility:visible;mso-wrap-style:square;v-text-anchor:middle" o:spid="_x0000_s1098" filled="f" stroked="f" strokeweight=".5pt" type="#_x0000_t202" o:gfxdata="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">
                         <v:textbox>
                           <w:txbxContent>
                             <w:p>
@@ -2878,11 +2878,11 @@
                         </v:textbox>
                       </v:shape>
                     </v:group>
-                    <v:shape id="Graphic 30" o:spid="_x0000_s1099" type="#_x0000_t75" style="position:absolute;left:3779;top:853;width:23984;height:1213;visibility:visible;mso-wrap-style:square" o:gfxdata="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">
-                      <v:imagedata r:id="rId12" o:title=""/>
+                    <v:shape id="Graphic 30" style="position:absolute;left:3779;top:853;width:23984;height:1213;visibility:visible;mso-wrap-style:square" o:spid="_x0000_s1099" type="#_x0000_t75" o:gfxdata="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">
+                      <v:imagedata o:title="" r:id="rId12"/>
                     </v:shape>
-                    <v:shape id="Graphic 30" o:spid="_x0000_s1100" type="#_x0000_t75" style="position:absolute;left:3901;top:14874;width:23984;height:1213;visibility:visible;mso-wrap-style:square" o:gfxdata="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">
-                      <v:imagedata r:id="rId12" o:title=""/>
+                    <v:shape id="Graphic 30" style="position:absolute;left:3901;top:14874;width:23984;height:1213;visibility:visible;mso-wrap-style:square" o:spid="_x0000_s1100" type="#_x0000_t75" o:gfxdata="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">
+                      <v:imagedata o:title="" r:id="rId12"/>
                     </v:shape>
                   </v:group>
                 </v:group>
@@ -2912,7 +2912,7 @@
       </w:tblGrid>
       <w:tr>
         <w:trPr>
-          <w:trHeight w:hRule="exact" w:val="2880"/>
+          <w:trHeight w:val="2880" w:hRule="exact"/>
         </w:trPr>
         <w:tc>
           <w:tcPr>
@@ -3013,7 +3013,7 @@
       </w:tr>
       <w:tr>
         <w:trPr>
-          <w:trHeight w:hRule="exact" w:val="2880"/>
+          <w:trHeight w:val="2880" w:hRule="exact"/>
         </w:trPr>
         <w:tc>
           <w:tcPr>
@@ -3114,7 +3114,7 @@
       </w:tr>
       <w:tr>
         <w:trPr>
-          <w:trHeight w:hRule="exact" w:val="2880"/>
+          <w:trHeight w:val="2880" w:hRule="exact"/>
         </w:trPr>
         <w:tc>
           <w:tcPr>
@@ -3215,7 +3215,7 @@
       </w:tr>
       <w:tr>
         <w:trPr>
-          <w:trHeight w:hRule="exact" w:val="2880"/>
+          <w:trHeight w:val="2880" w:hRule="exact"/>
         </w:trPr>
         <w:tc>
           <w:tcPr>
@@ -3316,7 +3316,7 @@
       </w:tr>
       <w:tr>
         <w:trPr>
-          <w:trHeight w:hRule="exact" w:val="2880"/>
+          <w:trHeight w:val="2880" w:hRule="exact"/>
         </w:trPr>
         <w:tc>
           <w:tcPr>

--- a/src/Tests/Inputs/labels/06/input.docx
+++ b/src/Tests/Inputs/labels/06/input.docx
@@ -28490,1187 +28490,6 @@
 </w:webSettings>
 </file>
 
-<file path=word/glossary/document.xml><?xml version="1.0" encoding="utf-8"?>
-<w:glossaryDocument xmlns:wpc="http://schemas.microsoft.com/office/word/2010/wordprocessingCanvas" xmlns:cx="http://schemas.microsoft.com/office/drawing/2014/chartex" xmlns:cx1="http://schemas.microsoft.com/office/drawing/2015/9/8/chartex" xmlns:cx2="http://schemas.microsoft.com/office/drawing/2015/10/21/chartex" xmlns:cx3="http://schemas.microsoft.com/office/drawing/2016/5/9/chartex" xmlns:cx4="http://schemas.microsoft.com/office/drawing/2016/5/10/chartex" xmlns:cx5="http://schemas.microsoft.com/office/drawing/2016/5/11/chartex" xmlns:cx6="http://schemas.microsoft.com/office/drawing/2016/5/12/chartex" xmlns:cx7="http://schemas.microsoft.com/office/drawing/2016/5/13/chartex" xmlns:cx8="http://schemas.microsoft.com/office/drawing/2016/5/14/chartex" xmlns:mc="http://schemas.openxmlformats.org/markup-compatibility/2006" xmlns:aink="http://schemas.microsoft.com/office/drawing/2016/ink" xmlns:am3d="http://schemas.microsoft.com/office/drawing/2017/model3d" xmlns:o="urn:schemas-microsoft-com:office:office" xmlns:r="http://schemas.openxmlformats.org/officeDocument/2006/relationships" xmlns:m="http://schemas.openxmlformats.org/officeDocument/2006/math" xmlns:v="urn:schemas-microsoft-com:vml" xmlns:wp14="http://schemas.microsoft.com/office/word/2010/wordprocessingDrawing" xmlns:wp="http://schemas.openxmlformats.org/drawingml/2006/wordprocessingDrawing" xmlns:w10="urn:schemas-microsoft-com:office:word" xmlns:w="http://schemas.openxmlformats.org/wordprocessingml/2006/main" xmlns:w14="http://schemas.microsoft.com/office/word/2010/wordml" xmlns:w15="http://schemas.microsoft.com/office/word/2012/wordml" xmlns:w16cid="http://schemas.microsoft.com/office/word/2016/wordml/cid" xmlns:w16se="http://schemas.microsoft.com/office/word/2015/wordml/symex" xmlns:wpg="http://schemas.microsoft.com/office/word/2010/wordprocessingGroup" xmlns:wpi="http://schemas.microsoft.com/office/word/2010/wordprocessingInk" xmlns:wne="http://schemas.microsoft.com/office/word/2006/wordml" xmlns:wps="http://schemas.microsoft.com/office/word/2010/wordprocessingShape" mc:Ignorable="w14 w15 w16se w16cid wp14">
-  <w:docParts>
-    <w:docPart>
-      <w:docPartPr>
-        <w:name w:val="A602349D9FEB4D4AB99DA27AB1552DD3"/>
-        <w:category>
-          <w:name w:val="General"/>
-          <w:gallery w:val="placeholder"/>
-        </w:category>
-        <w:types>
-          <w:type w:val="bbPlcHdr"/>
-        </w:types>
-        <w:behaviors>
-          <w:behavior w:val="content"/>
-        </w:behaviors>
-        <w:guid w:val="{5F03D2E8-78F7-468A-BF92-E77F62E81378}"/>
-      </w:docPartPr>
-      <w:docPartBody>
-        <w:p>
-          <w:pPr>
-            <w:pStyle w:val="A602349D9FEB4D4AB99DA27AB1552DD3"/>
-          </w:pPr>
-          <w:r>
-            <w:t>Name</w:t>
-          </w:r>
-        </w:p>
-      </w:docPartBody>
-    </w:docPart>
-    <w:docPart>
-      <w:docPartPr>
-        <w:name w:val="9D2D860CA4B24C5AB7E2245DF508BF37"/>
-        <w:category>
-          <w:name w:val="General"/>
-          <w:gallery w:val="placeholder"/>
-        </w:category>
-        <w:types>
-          <w:type w:val="bbPlcHdr"/>
-        </w:types>
-        <w:behaviors>
-          <w:behavior w:val="content"/>
-        </w:behaviors>
-        <w:guid w:val="{654877C4-4EE0-4654-B577-20F7D10E5EFF}"/>
-      </w:docPartPr>
-      <w:docPartBody>
-        <w:p>
-          <w:pPr>
-            <w:pStyle w:val="9D2D860CA4B24C5AB7E2245DF508BF37"/>
-          </w:pPr>
-          <w:r>
-            <w:t>Event</w:t>
-          </w:r>
-        </w:p>
-      </w:docPartBody>
-    </w:docPart>
-    <w:docPart>
-      <w:docPartPr>
-        <w:name w:val="9E2EDD6794B949C4A443C2E36F4E1B8C"/>
-        <w:category>
-          <w:name w:val="General"/>
-          <w:gallery w:val="placeholder"/>
-        </w:category>
-        <w:types>
-          <w:type w:val="bbPlcHdr"/>
-        </w:types>
-        <w:behaviors>
-          <w:behavior w:val="content"/>
-        </w:behaviors>
-        <w:guid w:val="{F05DA574-D0F5-4665-A8D7-EF0B8DA9B6B8}"/>
-      </w:docPartPr>
-      <w:docPartBody>
-        <w:p>
-          <w:pPr>
-            <w:pStyle w:val="9E2EDD6794B949C4A443C2E36F4E1B8C"/>
-          </w:pPr>
-          <w:r>
-            <w:t>Name</w:t>
-          </w:r>
-        </w:p>
-      </w:docPartBody>
-    </w:docPart>
-    <w:docPart>
-      <w:docPartPr>
-        <w:name w:val="7DFB4FBED1FF4883B4D0E884C3BDB41F"/>
-        <w:category>
-          <w:name w:val="General"/>
-          <w:gallery w:val="placeholder"/>
-        </w:category>
-        <w:types>
-          <w:type w:val="bbPlcHdr"/>
-        </w:types>
-        <w:behaviors>
-          <w:behavior w:val="content"/>
-        </w:behaviors>
-        <w:guid w:val="{6412CCD7-6BFC-41F3-8F72-219C5043622C}"/>
-      </w:docPartPr>
-      <w:docPartBody>
-        <w:p>
-          <w:pPr>
-            <w:pStyle w:val="7DFB4FBED1FF4883B4D0E884C3BDB41F"/>
-          </w:pPr>
-          <w:r>
-            <w:t>Event</w:t>
-          </w:r>
-        </w:p>
-      </w:docPartBody>
-    </w:docPart>
-    <w:docPart>
-      <w:docPartPr>
-        <w:name w:val="1BC84DF6FB394E62BAB177B2E99F07A3"/>
-        <w:category>
-          <w:name w:val="General"/>
-          <w:gallery w:val="placeholder"/>
-        </w:category>
-        <w:types>
-          <w:type w:val="bbPlcHdr"/>
-        </w:types>
-        <w:behaviors>
-          <w:behavior w:val="content"/>
-        </w:behaviors>
-        <w:guid w:val="{902B51E8-14B6-4A92-B830-7A0241FEF678}"/>
-      </w:docPartPr>
-      <w:docPartBody>
-        <w:p>
-          <w:pPr>
-            <w:pStyle w:val="1BC84DF6FB394E62BAB177B2E99F07A3"/>
-          </w:pPr>
-          <w:r>
-            <w:t>Name</w:t>
-          </w:r>
-        </w:p>
-      </w:docPartBody>
-    </w:docPart>
-    <w:docPart>
-      <w:docPartPr>
-        <w:name w:val="ABD67CB0F3A34BF4A26A3F817F222FA1"/>
-        <w:category>
-          <w:name w:val="General"/>
-          <w:gallery w:val="placeholder"/>
-        </w:category>
-        <w:types>
-          <w:type w:val="bbPlcHdr"/>
-        </w:types>
-        <w:behaviors>
-          <w:behavior w:val="content"/>
-        </w:behaviors>
-        <w:guid w:val="{12B939A8-5779-43E1-A406-61F1EAD88988}"/>
-      </w:docPartPr>
-      <w:docPartBody>
-        <w:p>
-          <w:pPr>
-            <w:pStyle w:val="ABD67CB0F3A34BF4A26A3F817F222FA1"/>
-          </w:pPr>
-          <w:r>
-            <w:t>Event</w:t>
-          </w:r>
-        </w:p>
-      </w:docPartBody>
-    </w:docPart>
-    <w:docPart>
-      <w:docPartPr>
-        <w:name w:val="39BAB631311348D18780EAA198F3B9D1"/>
-        <w:category>
-          <w:name w:val="General"/>
-          <w:gallery w:val="placeholder"/>
-        </w:category>
-        <w:types>
-          <w:type w:val="bbPlcHdr"/>
-        </w:types>
-        <w:behaviors>
-          <w:behavior w:val="content"/>
-        </w:behaviors>
-        <w:guid w:val="{6290B180-4532-4BBE-866D-1F1C24A1C489}"/>
-      </w:docPartPr>
-      <w:docPartBody>
-        <w:p>
-          <w:pPr>
-            <w:pStyle w:val="39BAB631311348D18780EAA198F3B9D1"/>
-          </w:pPr>
-          <w:r>
-            <w:t>Name</w:t>
-          </w:r>
-        </w:p>
-      </w:docPartBody>
-    </w:docPart>
-    <w:docPart>
-      <w:docPartPr>
-        <w:name w:val="0A9F11EF9806439183BC5388AFA1C9B5"/>
-        <w:category>
-          <w:name w:val="General"/>
-          <w:gallery w:val="placeholder"/>
-        </w:category>
-        <w:types>
-          <w:type w:val="bbPlcHdr"/>
-        </w:types>
-        <w:behaviors>
-          <w:behavior w:val="content"/>
-        </w:behaviors>
-        <w:guid w:val="{CC9A666E-BF47-449C-9939-01543BD95C76}"/>
-      </w:docPartPr>
-      <w:docPartBody>
-        <w:p>
-          <w:pPr>
-            <w:pStyle w:val="0A9F11EF9806439183BC5388AFA1C9B5"/>
-          </w:pPr>
-          <w:r>
-            <w:t>Event</w:t>
-          </w:r>
-        </w:p>
-      </w:docPartBody>
-    </w:docPart>
-    <w:docPart>
-      <w:docPartPr>
-        <w:name w:val="AB08AB2456DA4C8E95CE4F762CCA9BFE"/>
-        <w:category>
-          <w:name w:val="General"/>
-          <w:gallery w:val="placeholder"/>
-        </w:category>
-        <w:types>
-          <w:type w:val="bbPlcHdr"/>
-        </w:types>
-        <w:behaviors>
-          <w:behavior w:val="content"/>
-        </w:behaviors>
-        <w:guid w:val="{486768B5-970F-4F4C-99AD-35C0D2E8DF7F}"/>
-      </w:docPartPr>
-      <w:docPartBody>
-        <w:p>
-          <w:pPr>
-            <w:pStyle w:val="AB08AB2456DA4C8E95CE4F762CCA9BFE"/>
-          </w:pPr>
-          <w:r>
-            <w:t>Name</w:t>
-          </w:r>
-        </w:p>
-      </w:docPartBody>
-    </w:docPart>
-    <w:docPart>
-      <w:docPartPr>
-        <w:name w:val="E8A17DD52A734B2CA62B31E47077717C"/>
-        <w:category>
-          <w:name w:val="General"/>
-          <w:gallery w:val="placeholder"/>
-        </w:category>
-        <w:types>
-          <w:type w:val="bbPlcHdr"/>
-        </w:types>
-        <w:behaviors>
-          <w:behavior w:val="content"/>
-        </w:behaviors>
-        <w:guid w:val="{880852EA-DA04-4BA9-948C-D7C1DC2FA2D6}"/>
-      </w:docPartPr>
-      <w:docPartBody>
-        <w:p>
-          <w:pPr>
-            <w:pStyle w:val="E8A17DD52A734B2CA62B31E47077717C"/>
-          </w:pPr>
-          <w:r>
-            <w:t>Event</w:t>
-          </w:r>
-        </w:p>
-      </w:docPartBody>
-    </w:docPart>
-    <w:docPart>
-      <w:docPartPr>
-        <w:name w:val="36C7F59ED4E8448BBB67219AE6B5921D"/>
-        <w:category>
-          <w:name w:val="General"/>
-          <w:gallery w:val="placeholder"/>
-        </w:category>
-        <w:types>
-          <w:type w:val="bbPlcHdr"/>
-        </w:types>
-        <w:behaviors>
-          <w:behavior w:val="content"/>
-        </w:behaviors>
-        <w:guid w:val="{2EA47831-E871-4131-B0AB-30B219B54048}"/>
-      </w:docPartPr>
-      <w:docPartBody>
-        <w:p>
-          <w:pPr>
-            <w:pStyle w:val="36C7F59ED4E8448BBB67219AE6B5921D"/>
-          </w:pPr>
-          <w:r>
-            <w:t>Name</w:t>
-          </w:r>
-        </w:p>
-      </w:docPartBody>
-    </w:docPart>
-    <w:docPart>
-      <w:docPartPr>
-        <w:name w:val="57A5223B6DDE4D1CAE471281C7249D4C"/>
-        <w:category>
-          <w:name w:val="General"/>
-          <w:gallery w:val="placeholder"/>
-        </w:category>
-        <w:types>
-          <w:type w:val="bbPlcHdr"/>
-        </w:types>
-        <w:behaviors>
-          <w:behavior w:val="content"/>
-        </w:behaviors>
-        <w:guid w:val="{D6620B63-BA7A-4D7F-88C4-B9E33B26D767}"/>
-      </w:docPartPr>
-      <w:docPartBody>
-        <w:p>
-          <w:pPr>
-            <w:pStyle w:val="57A5223B6DDE4D1CAE471281C7249D4C"/>
-          </w:pPr>
-          <w:r>
-            <w:t>Event</w:t>
-          </w:r>
-        </w:p>
-      </w:docPartBody>
-    </w:docPart>
-    <w:docPart>
-      <w:docPartPr>
-        <w:name w:val="6539D82586F94230BA840BF816173E5D"/>
-        <w:category>
-          <w:name w:val="General"/>
-          <w:gallery w:val="placeholder"/>
-        </w:category>
-        <w:types>
-          <w:type w:val="bbPlcHdr"/>
-        </w:types>
-        <w:behaviors>
-          <w:behavior w:val="content"/>
-        </w:behaviors>
-        <w:guid w:val="{ED3C450A-8858-4AF1-A795-487B7A463455}"/>
-      </w:docPartPr>
-      <w:docPartBody>
-        <w:p>
-          <w:pPr>
-            <w:pStyle w:val="6539D82586F94230BA840BF816173E5D"/>
-          </w:pPr>
-          <w:r>
-            <w:t>Name</w:t>
-          </w:r>
-        </w:p>
-      </w:docPartBody>
-    </w:docPart>
-    <w:docPart>
-      <w:docPartPr>
-        <w:name w:val="6C048004FA7745E9A888F1CD3F54E2A8"/>
-        <w:category>
-          <w:name w:val="General"/>
-          <w:gallery w:val="placeholder"/>
-        </w:category>
-        <w:types>
-          <w:type w:val="bbPlcHdr"/>
-        </w:types>
-        <w:behaviors>
-          <w:behavior w:val="content"/>
-        </w:behaviors>
-        <w:guid w:val="{08EEA507-F50B-4D5E-8864-767240F0C213}"/>
-      </w:docPartPr>
-      <w:docPartBody>
-        <w:p>
-          <w:pPr>
-            <w:pStyle w:val="6C048004FA7745E9A888F1CD3F54E2A8"/>
-          </w:pPr>
-          <w:r>
-            <w:t>Event</w:t>
-          </w:r>
-        </w:p>
-      </w:docPartBody>
-    </w:docPart>
-    <w:docPart>
-      <w:docPartPr>
-        <w:name w:val="C24C0D52866946E492B07393AD1F6586"/>
-        <w:category>
-          <w:name w:val="General"/>
-          <w:gallery w:val="placeholder"/>
-        </w:category>
-        <w:types>
-          <w:type w:val="bbPlcHdr"/>
-        </w:types>
-        <w:behaviors>
-          <w:behavior w:val="content"/>
-        </w:behaviors>
-        <w:guid w:val="{47118BC0-8304-40FE-B2DA-CAD902A26077}"/>
-      </w:docPartPr>
-      <w:docPartBody>
-        <w:p>
-          <w:pPr>
-            <w:pStyle w:val="C24C0D52866946E492B07393AD1F6586"/>
-          </w:pPr>
-          <w:r>
-            <w:t>Name</w:t>
-          </w:r>
-        </w:p>
-      </w:docPartBody>
-    </w:docPart>
-    <w:docPart>
-      <w:docPartPr>
-        <w:name w:val="36D4A4A14F6D4066B8D1D809F5ED06F4"/>
-        <w:category>
-          <w:name w:val="General"/>
-          <w:gallery w:val="placeholder"/>
-        </w:category>
-        <w:types>
-          <w:type w:val="bbPlcHdr"/>
-        </w:types>
-        <w:behaviors>
-          <w:behavior w:val="content"/>
-        </w:behaviors>
-        <w:guid w:val="{5671CF00-2448-4917-A5F6-D24E77ED3A1F}"/>
-      </w:docPartPr>
-      <w:docPartBody>
-        <w:p>
-          <w:pPr>
-            <w:pStyle w:val="36D4A4A14F6D4066B8D1D809F5ED06F4"/>
-          </w:pPr>
-          <w:r>
-            <w:t>Event</w:t>
-          </w:r>
-        </w:p>
-      </w:docPartBody>
-    </w:docPart>
-    <w:docPart>
-      <w:docPartPr>
-        <w:name w:val="A09DD7524A37444EAD1EDA43DDD5FC3C"/>
-        <w:category>
-          <w:name w:val="General"/>
-          <w:gallery w:val="placeholder"/>
-        </w:category>
-        <w:types>
-          <w:type w:val="bbPlcHdr"/>
-        </w:types>
-        <w:behaviors>
-          <w:behavior w:val="content"/>
-        </w:behaviors>
-        <w:guid w:val="{F5AEC88E-8C83-4DF0-ADA3-FEA1D107CF1E}"/>
-      </w:docPartPr>
-      <w:docPartBody>
-        <w:p>
-          <w:pPr>
-            <w:pStyle w:val="A09DD7524A37444EAD1EDA43DDD5FC3C"/>
-          </w:pPr>
-          <w:r>
-            <w:t>Name</w:t>
-          </w:r>
-        </w:p>
-      </w:docPartBody>
-    </w:docPart>
-    <w:docPart>
-      <w:docPartPr>
-        <w:name w:val="872E3213C08847EC955F07E4A86D190A"/>
-        <w:category>
-          <w:name w:val="General"/>
-          <w:gallery w:val="placeholder"/>
-        </w:category>
-        <w:types>
-          <w:type w:val="bbPlcHdr"/>
-        </w:types>
-        <w:behaviors>
-          <w:behavior w:val="content"/>
-        </w:behaviors>
-        <w:guid w:val="{28B70A1F-B14D-4E5D-9310-11D8EA9CAFD7}"/>
-      </w:docPartPr>
-      <w:docPartBody>
-        <w:p>
-          <w:pPr>
-            <w:pStyle w:val="872E3213C08847EC955F07E4A86D190A"/>
-          </w:pPr>
-          <w:r>
-            <w:t>Event</w:t>
-          </w:r>
-        </w:p>
-      </w:docPartBody>
-    </w:docPart>
-    <w:docPart>
-      <w:docPartPr>
-        <w:name w:val="A252F6D81D6343FEB54F5EB4504E3ADC"/>
-        <w:category>
-          <w:name w:val="General"/>
-          <w:gallery w:val="placeholder"/>
-        </w:category>
-        <w:types>
-          <w:type w:val="bbPlcHdr"/>
-        </w:types>
-        <w:behaviors>
-          <w:behavior w:val="content"/>
-        </w:behaviors>
-        <w:guid w:val="{3CD3CB0A-9BCD-4164-AFA9-2F971AD8D1DD}"/>
-      </w:docPartPr>
-      <w:docPartBody>
-        <w:p>
-          <w:pPr>
-            <w:pStyle w:val="A252F6D81D6343FEB54F5EB4504E3ADC"/>
-          </w:pPr>
-          <w:r>
-            <w:t>Name</w:t>
-          </w:r>
-        </w:p>
-      </w:docPartBody>
-    </w:docPart>
-    <w:docPart>
-      <w:docPartPr>
-        <w:name w:val="9CAA3AB0E2F4493286A1C725E09A26D9"/>
-        <w:category>
-          <w:name w:val="General"/>
-          <w:gallery w:val="placeholder"/>
-        </w:category>
-        <w:types>
-          <w:type w:val="bbPlcHdr"/>
-        </w:types>
-        <w:behaviors>
-          <w:behavior w:val="content"/>
-        </w:behaviors>
-        <w:guid w:val="{B869521C-05D1-4B35-8A92-636968C2E9DD}"/>
-      </w:docPartPr>
-      <w:docPartBody>
-        <w:p>
-          <w:r>
-            <w:t>Event</w:t>
-          </w:r>
-        </w:p>
-      </w:docPartBody>
-    </w:docPart>
-  </w:docParts>
-</w:glossaryDocument>
-</file>
-
-<file path=word/glossary/fontTable.xml><?xml version="1.0" encoding="utf-8"?>
-<w:fonts xmlns:mc="http://schemas.openxmlformats.org/markup-compatibility/2006" xmlns:r="http://schemas.openxmlformats.org/officeDocument/2006/relationships" xmlns:w="http://schemas.openxmlformats.org/wordprocessingml/2006/main" xmlns:w14="http://schemas.microsoft.com/office/word/2010/wordml" xmlns:w15="http://schemas.microsoft.com/office/word/2012/wordml" xmlns:w16cid="http://schemas.microsoft.com/office/word/2016/wordml/cid" xmlns:w16se="http://schemas.microsoft.com/office/word/2015/wordml/symex" mc:Ignorable="w14 w15 w16se w16cid">
-  <w:font w:name="Symbol">
-    <w:panose1 w:val="05050102010706020507"/>
-    <w:charset w:val="02"/>
-    <w:family w:val="roman"/>
-    <w:pitch w:val="variable"/>
-    <w:sig w:usb0="00000000" w:usb1="10000000" w:usb2="00000000" w:usb3="00000000" w:csb0="80000000" w:csb1="00000000"/>
-  </w:font>
-  <w:font w:name="Times New Roman">
-    <w:panose1 w:val="02020603050405020304"/>
-    <w:charset w:val="00"/>
-    <w:family w:val="roman"/>
-    <w:pitch w:val="variable"/>
-    <w:sig w:usb0="E0002AFF" w:usb1="C0007843" w:usb2="00000009" w:usb3="00000000" w:csb0="000001FF" w:csb1="00000000"/>
-  </w:font>
-  <w:font w:name="Franklin Gothic Book">
-    <w:panose1 w:val="020B0503020102020204"/>
-    <w:charset w:val="00"/>
-    <w:family w:val="swiss"/>
-    <w:pitch w:val="variable"/>
-    <w:sig w:usb0="00000287" w:usb1="00000000" w:usb2="00000000" w:usb3="00000000" w:csb0="0000009F" w:csb1="00000000"/>
-  </w:font>
-  <w:font w:name="HGGothicE">
-    <w:charset w:val="80"/>
-    <w:family w:val="modern"/>
-    <w:pitch w:val="fixed"/>
-    <w:sig w:usb0="E00002FF" w:usb1="2AC7EDFE" w:usb2="00000012" w:usb3="00000000" w:csb0="00020001" w:csb1="00000000"/>
-  </w:font>
-  <w:font w:name="Tahoma">
-    <w:panose1 w:val="020B0604030504040204"/>
-    <w:charset w:val="00"/>
-    <w:family w:val="swiss"/>
-    <w:pitch w:val="variable"/>
-    <w:sig w:usb0="E1002EFF" w:usb1="C000605B" w:usb2="00000029" w:usb3="00000000" w:csb0="000101FF" w:csb1="00000000"/>
-  </w:font>
-  <w:font w:name="Franklin Gothic Medium">
-    <w:panose1 w:val="020B0603020102020204"/>
-    <w:charset w:val="00"/>
-    <w:family w:val="swiss"/>
-    <w:pitch w:val="variable"/>
-    <w:sig w:usb0="00000287" w:usb1="00000000" w:usb2="00000000" w:usb3="00000000" w:csb0="0000009F" w:csb1="00000000"/>
-  </w:font>
-  <w:font w:name="HGSoeiKakugothicUB">
-    <w:charset w:val="80"/>
-    <w:family w:val="modern"/>
-    <w:pitch w:val="fixed"/>
-    <w:sig w:usb0="E00002FF" w:usb1="2AC7EDFE" w:usb2="00000012" w:usb3="00000000" w:csb0="00020001" w:csb1="00000000"/>
-  </w:font>
-  <w:font w:name="Segoe UI">
-    <w:panose1 w:val="020B0502040204020203"/>
-    <w:charset w:val="00"/>
-    <w:family w:val="swiss"/>
-    <w:pitch w:val="variable"/>
-    <w:sig w:usb0="E4002EFF" w:usb1="C000E47F" w:usb2="00000009" w:usb3="00000000" w:csb0="000001FF" w:csb1="00000000"/>
-  </w:font>
-  <w:font w:name="Consolas">
-    <w:panose1 w:val="020B0609020204030204"/>
-    <w:charset w:val="00"/>
-    <w:family w:val="modern"/>
-    <w:pitch w:val="fixed"/>
-    <w:sig w:usb0="E00006FF" w:usb1="0000FCFF" w:usb2="00000001" w:usb3="00000000" w:csb0="0000019F" w:csb1="00000000"/>
-  </w:font>
-  <w:font w:name="Calibri">
-    <w:panose1 w:val="020F0502020204030204"/>
-    <w:charset w:val="00"/>
-    <w:family w:val="swiss"/>
-    <w:pitch w:val="variable"/>
-    <w:sig w:usb0="E00002FF" w:usb1="4000ACFF" w:usb2="00000001" w:usb3="00000000" w:csb0="0000019F" w:csb1="00000000"/>
-  </w:font>
-  <w:font w:name="Arial">
-    <w:panose1 w:val="020B0604020202020204"/>
-    <w:charset w:val="00"/>
-    <w:family w:val="swiss"/>
-    <w:pitch w:val="variable"/>
-    <w:sig w:usb0="E0002AFF" w:usb1="C0007843" w:usb2="00000009" w:usb3="00000000" w:csb0="000001FF" w:csb1="00000000"/>
-  </w:font>
-  <w:font w:name="Calibri Light">
-    <w:panose1 w:val="020F0302020204030204"/>
-    <w:charset w:val="00"/>
-    <w:family w:val="swiss"/>
-    <w:pitch w:val="variable"/>
-    <w:sig w:usb0="A00002EF" w:usb1="4000207B" w:usb2="00000000" w:usb3="00000000" w:csb0="0000009F" w:csb1="00000000"/>
-  </w:font>
-</w:fonts>
-</file>
-
-<file path=word/glossary/settings2.xml><?xml version="1.0" encoding="utf-8"?>
-<w:settings xmlns:mc="http://schemas.openxmlformats.org/markup-compatibility/2006" xmlns:o="urn:schemas-microsoft-com:office:office" xmlns:r="http://schemas.openxmlformats.org/officeDocument/2006/relationships" xmlns:m="http://schemas.openxmlformats.org/officeDocument/2006/math" xmlns:v="urn:schemas-microsoft-com:vml" xmlns:w10="urn:schemas-microsoft-com:office:word" xmlns:w="http://schemas.openxmlformats.org/wordprocessingml/2006/main" xmlns:w14="http://schemas.microsoft.com/office/word/2010/wordml" xmlns:w15="http://schemas.microsoft.com/office/word/2012/wordml" xmlns:w16cid="http://schemas.microsoft.com/office/word/2016/wordml/cid" xmlns:w16se="http://schemas.microsoft.com/office/word/2015/wordml/symex" xmlns:sl="http://schemas.openxmlformats.org/schemaLibrary/2006/main" mc:Ignorable="w14 w15 w16se w16cid">
-  <w:view w:val="normal"/>
-  <w:revisionView w:formatting="0"/>
-  <w:defaultTabStop w:val="720"/>
-  <w:characterSpacingControl w:val="doNotCompress"/>
-  <w:compat>
-    <w:useFELayout/>
-    <w:compatSetting w:name="compatibilityMode" w:uri="http://schemas.microsoft.com/office/word" w:val="15"/>
-    <w:compatSetting w:name="overrideTableStyleFontSizeAndJustification" w:uri="http://schemas.microsoft.com/office/word" w:val="1"/>
-    <w:compatSetting w:name="enableOpenTypeFeatures" w:uri="http://schemas.microsoft.com/office/word" w:val="1"/>
-    <w:compatSetting w:name="doNotFlipMirrorIndents" w:uri="http://schemas.microsoft.com/office/word" w:val="1"/>
-    <w:compatSetting w:name="differentiateMultirowTableHeaders" w:uri="http://schemas.microsoft.com/office/word" w:val="1"/>
-    <w:compatSetting w:name="useWord2013TrackBottomHyphenation" w:uri="http://schemas.microsoft.com/office/word" w:val="0"/>
-  </w:compat>
-  <w:rsids>
-    <w:rsidRoot w:val="008F0479"/>
-    <w:rsid w:val="008F0479"/>
-    <w:rsid w:val="00B82E54"/>
-  </w:rsids>
-  <m:mathPr>
-    <m:mathFont m:val="Cambria Math"/>
-    <m:brkBin m:val="before"/>
-    <m:brkBinSub m:val="--"/>
-    <m:smallFrac m:val="0"/>
-    <m:dispDef/>
-    <m:lMargin m:val="0"/>
-    <m:rMargin m:val="0"/>
-    <m:defJc m:val="centerGroup"/>
-    <m:wrapIndent m:val="1440"/>
-    <m:intLim m:val="subSup"/>
-    <m:naryLim m:val="undOvr"/>
-  </m:mathPr>
-  <w:themeFontLang w:val="en-US" w:bidi="ar-SA"/>
-  <w:clrSchemeMapping w:bg1="light1" w:t1="dark1" w:bg2="light2" w:t2="dark2" w:accent1="accent1" w:accent2="accent2" w:accent3="accent3" w:accent4="accent4" w:accent5="accent5" w:accent6="accent6" w:hyperlink="hyperlink" w:followedHyperlink="followedHyperlink"/>
-  <w:decimalSymbol w:val="."/>
-  <w:listSeparator w:val=","/>
-  <w15:chartTrackingRefBased/>
-</w:settings>
-</file>
-
-<file path=word/glossary/styles2.xml><?xml version="1.0" encoding="utf-8"?>
-<w:styles xmlns:mc="http://schemas.openxmlformats.org/markup-compatibility/2006" xmlns:r="http://schemas.openxmlformats.org/officeDocument/2006/relationships" xmlns:w="http://schemas.openxmlformats.org/wordprocessingml/2006/main" xmlns:w14="http://schemas.microsoft.com/office/word/2010/wordml" xmlns:w15="http://schemas.microsoft.com/office/word/2012/wordml" xmlns:w16cid="http://schemas.microsoft.com/office/word/2016/wordml/cid" xmlns:w16se="http://schemas.microsoft.com/office/word/2015/wordml/symex" mc:Ignorable="w14 w15 w16se w16cid">
-  <w:docDefaults>
-    <w:rPrDefault>
-      <w:rPr>
-        <w:rFonts w:asciiTheme="minorHAnsi" w:eastAsiaTheme="minorEastAsia" w:hAnsiTheme="minorHAnsi" w:cstheme="minorBidi"/>
-        <w:sz w:val="22"/>
-        <w:szCs w:val="22"/>
-        <w:lang w:val="en-US" w:eastAsia="en-US" w:bidi="ar-SA"/>
-      </w:rPr>
-    </w:rPrDefault>
-    <w:pPrDefault>
-      <w:pPr>
-        <w:spacing w:after="160" w:line="259" w:lineRule="auto"/>
-      </w:pPr>
-    </w:pPrDefault>
-  </w:docDefaults>
-  <w:latentStyles w:defLockedState="0" w:defUIPriority="99" w:defSemiHidden="0" w:defUnhideWhenUsed="0" w:defQFormat="0" w:count="376">
-    <w:lsdException w:name="Normal" w:uiPriority="0" w:qFormat="1"/>
-    <w:lsdException w:name="heading 1" w:uiPriority="9" w:qFormat="1"/>
-    <w:lsdException w:name="heading 2" w:semiHidden="1" w:uiPriority="9" w:unhideWhenUsed="1" w:qFormat="1"/>
-    <w:lsdException w:name="heading 3" w:semiHidden="1" w:uiPriority="9" w:unhideWhenUsed="1" w:qFormat="1"/>
-    <w:lsdException w:name="heading 4" w:semiHidden="1" w:uiPriority="9" w:unhideWhenUsed="1" w:qFormat="1"/>
-    <w:lsdException w:name="heading 5" w:semiHidden="1" w:uiPriority="9" w:unhideWhenUsed="1" w:qFormat="1"/>
-    <w:lsdException w:name="heading 6" w:semiHidden="1" w:uiPriority="9" w:unhideWhenUsed="1" w:qFormat="1"/>
-    <w:lsdException w:name="heading 7" w:semiHidden="1" w:uiPriority="9" w:unhideWhenUsed="1" w:qFormat="1"/>
-    <w:lsdException w:name="heading 8" w:semiHidden="1" w:uiPriority="9" w:unhideWhenUsed="1" w:qFormat="1"/>
-    <w:lsdException w:name="heading 9" w:semiHidden="1" w:uiPriority="9" w:unhideWhenUsed="1" w:qFormat="1"/>
-    <w:lsdException w:name="index 1" w:semiHidden="1" w:unhideWhenUsed="1"/>
-    <w:lsdException w:name="index 2" w:semiHidden="1" w:unhideWhenUsed="1"/>
-    <w:lsdException w:name="index 3" w:semiHidden="1" w:unhideWhenUsed="1"/>
-    <w:lsdException w:name="index 4" w:semiHidden="1" w:unhideWhenUsed="1"/>
-    <w:lsdException w:name="index 5" w:semiHidden="1" w:unhideWhenUsed="1"/>
-    <w:lsdException w:name="index 6" w:semiHidden="1" w:unhideWhenUsed="1"/>
-    <w:lsdException w:name="index 7" w:semiHidden="1" w:unhideWhenUsed="1"/>
-    <w:lsdException w:name="index 8" w:semiHidden="1" w:unhideWhenUsed="1"/>
-    <w:lsdException w:name="index 9" w:semiHidden="1" w:unhideWhenUsed="1"/>
-    <w:lsdException w:name="toc 1" w:semiHidden="1" w:uiPriority="39" w:unhideWhenUsed="1"/>
-    <w:lsdException w:name="toc 2" w:semiHidden="1" w:uiPriority="39" w:unhideWhenUsed="1"/>
-    <w:lsdException w:name="toc 3" w:semiHidden="1" w:uiPriority="39" w:unhideWhenUsed="1"/>
-    <w:lsdException w:name="toc 4" w:semiHidden="1" w:uiPriority="39" w:unhideWhenUsed="1"/>
-    <w:lsdException w:name="toc 5" w:semiHidden="1" w:uiPriority="39" w:unhideWhenUsed="1"/>
-    <w:lsdException w:name="toc 6" w:semiHidden="1" w:uiPriority="39" w:unhideWhenUsed="1"/>
-    <w:lsdException w:name="toc 7" w:semiHidden="1" w:uiPriority="39" w:unhideWhenUsed="1"/>
-    <w:lsdException w:name="toc 8" w:semiHidden="1" w:uiPriority="39" w:unhideWhenUsed="1"/>
-    <w:lsdException w:name="toc 9" w:semiHidden="1" w:uiPriority="39" w:unhideWhenUsed="1"/>
-    <w:lsdException w:name="Normal Indent" w:semiHidden="1" w:unhideWhenUsed="1"/>
-    <w:lsdException w:name="footnote text" w:semiHidden="1" w:unhideWhenUsed="1"/>
-    <w:lsdException w:name="annotation text" w:semiHidden="1" w:unhideWhenUsed="1"/>
-    <w:lsdException w:name="header" w:semiHidden="1" w:unhideWhenUsed="1"/>
-    <w:lsdException w:name="footer" w:semiHidden="1" w:unhideWhenUsed="1"/>
-    <w:lsdException w:name="index heading" w:semiHidden="1" w:unhideWhenUsed="1"/>
-    <w:lsdException w:name="caption" w:semiHidden="1" w:uiPriority="35" w:unhideWhenUsed="1" w:qFormat="1"/>
-    <w:lsdException w:name="table of figures" w:semiHidden="1" w:unhideWhenUsed="1"/>
-    <w:lsdException w:name="envelope address" w:semiHidden="1" w:unhideWhenUsed="1"/>
-    <w:lsdException w:name="envelope return" w:semiHidden="1" w:unhideWhenUsed="1"/>
-    <w:lsdException w:name="footnote reference" w:semiHidden="1" w:unhideWhenUsed="1"/>
-    <w:lsdException w:name="annotation reference" w:semiHidden="1" w:unhideWhenUsed="1"/>
-    <w:lsdException w:name="line number" w:semiHidden="1" w:unhideWhenUsed="1"/>
-    <w:lsdException w:name="page number" w:semiHidden="1" w:unhideWhenUsed="1"/>
-    <w:lsdException w:name="endnote reference" w:semiHidden="1" w:unhideWhenUsed="1"/>
-    <w:lsdException w:name="endnote text" w:semiHidden="1" w:unhideWhenUsed="1"/>
-    <w:lsdException w:name="table of authorities" w:semiHidden="1" w:unhideWhenUsed="1"/>
-    <w:lsdException w:name="macro" w:semiHidden="1" w:unhideWhenUsed="1"/>
-    <w:lsdException w:name="toa heading" w:semiHidden="1" w:unhideWhenUsed="1"/>
-    <w:lsdException w:name="List" w:semiHidden="1" w:unhideWhenUsed="1"/>
-    <w:lsdException w:name="List Bullet" w:semiHidden="1" w:unhideWhenUsed="1"/>
-    <w:lsdException w:name="List Number" w:semiHidden="1" w:unhideWhenUsed="1"/>
-    <w:lsdException w:name="List 2" w:semiHidden="1" w:unhideWhenUsed="1"/>
-    <w:lsdException w:name="List 3" w:semiHidden="1" w:unhideWhenUsed="1"/>
-    <w:lsdException w:name="List 4" w:semiHidden="1" w:unhideWhenUsed="1"/>
-    <w:lsdException w:name="List 5" w:semiHidden="1" w:unhideWhenUsed="1"/>
-    <w:lsdException w:name="List Bullet 2" w:semiHidden="1" w:unhideWhenUsed="1"/>
-    <w:lsdException w:name="List Bullet 3" w:semiHidden="1" w:unhideWhenUsed="1"/>
-    <w:lsdException w:name="List Bullet 4" w:semiHidden="1" w:unhideWhenUsed="1"/>
-    <w:lsdException w:name="List Bullet 5" w:semiHidden="1" w:unhideWhenUsed="1"/>
-    <w:lsdException w:name="List Number 2" w:semiHidden="1" w:unhideWhenUsed="1"/>
-    <w:lsdException w:name="List Number 3" w:semiHidden="1" w:unhideWhenUsed="1"/>
-    <w:lsdException w:name="List Number 4" w:semiHidden="1" w:unhideWhenUsed="1"/>
-    <w:lsdException w:name="List Number 5" w:semiHidden="1" w:unhideWhenUsed="1"/>
-    <w:lsdException w:name="Title" w:uiPriority="10" w:qFormat="1"/>
-    <w:lsdException w:name="Closing" w:semiHidden="1" w:unhideWhenUsed="1"/>
-    <w:lsdException w:name="Signature" w:semiHidden="1" w:unhideWhenUsed="1"/>
-    <w:lsdException w:name="Default Paragraph Font" w:semiHidden="1" w:uiPriority="1" w:unhideWhenUsed="1"/>
-    <w:lsdException w:name="Body Text" w:semiHidden="1" w:unhideWhenUsed="1"/>
-    <w:lsdException w:name="Body Text Indent" w:semiHidden="1" w:unhideWhenUsed="1"/>
-    <w:lsdException w:name="List Continue" w:semiHidden="1" w:unhideWhenUsed="1"/>
-    <w:lsdException w:name="List Continue 2" w:semiHidden="1" w:unhideWhenUsed="1"/>
-    <w:lsdException w:name="List Continue 3" w:semiHidden="1" w:unhideWhenUsed="1"/>
-    <w:lsdException w:name="List Continue 4" w:semiHidden="1" w:unhideWhenUsed="1"/>
-    <w:lsdException w:name="List Continue 5" w:semiHidden="1" w:unhideWhenUsed="1"/>
-    <w:lsdException w:name="Message Header" w:semiHidden="1" w:unhideWhenUsed="1"/>
-    <w:lsdException w:name="Subtitle" w:uiPriority="11" w:qFormat="1"/>
-    <w:lsdException w:name="Salutation" w:semiHidden="1" w:unhideWhenUsed="1"/>
-    <w:lsdException w:name="Date" w:semiHidden="1" w:unhideWhenUsed="1"/>
-    <w:lsdException w:name="Body Text First Indent" w:semiHidden="1" w:unhideWhenUsed="1"/>
-    <w:lsdException w:name="Body Text First Indent 2" w:semiHidden="1" w:unhideWhenUsed="1"/>
-    <w:lsdException w:name="Note Heading" w:semiHidden="1" w:unhideWhenUsed="1"/>
-    <w:lsdException w:name="Body Text 2" w:semiHidden="1" w:unhideWhenUsed="1"/>
-    <w:lsdException w:name="Body Text 3" w:semiHidden="1" w:unhideWhenUsed="1"/>
-    <w:lsdException w:name="Body Text Indent 2" w:semiHidden="1" w:unhideWhenUsed="1"/>
-    <w:lsdException w:name="Body Text Indent 3" w:semiHidden="1" w:unhideWhenUsed="1"/>
-    <w:lsdException w:name="Block Text" w:semiHidden="1" w:unhideWhenUsed="1"/>
-    <w:lsdException w:name="Hyperlink" w:semiHidden="1" w:unhideWhenUsed="1"/>
-    <w:lsdException w:name="FollowedHyperlink" w:semiHidden="1" w:unhideWhenUsed="1"/>
-    <w:lsdException w:name="Strong" w:uiPriority="22" w:qFormat="1"/>
-    <w:lsdException w:name="Emphasis" w:uiPriority="20" w:qFormat="1"/>
-    <w:lsdException w:name="Document Map" w:semiHidden="1" w:unhideWhenUsed="1"/>
-    <w:lsdException w:name="Plain Text" w:semiHidden="1" w:unhideWhenUsed="1"/>
-    <w:lsdException w:name="E-mail Signature" w:semiHidden="1" w:unhideWhenUsed="1"/>
-    <w:lsdException w:name="HTML Top of Form" w:semiHidden="1" w:unhideWhenUsed="1"/>
-    <w:lsdException w:name="HTML Bottom of Form" w:semiHidden="1" w:unhideWhenUsed="1"/>
-    <w:lsdException w:name="Normal (Web)" w:semiHidden="1" w:unhideWhenUsed="1"/>
-    <w:lsdException w:name="HTML Acronym" w:semiHidden="1" w:unhideWhenUsed="1"/>
-    <w:lsdException w:name="HTML Address" w:semiHidden="1" w:unhideWhenUsed="1"/>
-    <w:lsdException w:name="HTML Cite" w:semiHidden="1" w:unhideWhenUsed="1"/>
-    <w:lsdException w:name="HTML Code" w:semiHidden="1" w:unhideWhenUsed="1"/>
-    <w:lsdException w:name="HTML Definition" w:semiHidden="1" w:unhideWhenUsed="1"/>
-    <w:lsdException w:name="HTML Keyboard" w:semiHidden="1" w:unhideWhenUsed="1"/>
-    <w:lsdException w:name="HTML Preformatted" w:semiHidden="1" w:unhideWhenUsed="1"/>
-    <w:lsdException w:name="HTML Sample" w:semiHidden="1" w:unhideWhenUsed="1"/>
-    <w:lsdException w:name="HTML Typewriter" w:semiHidden="1" w:unhideWhenUsed="1"/>
-    <w:lsdException w:name="HTML Variable" w:semiHidden="1" w:unhideWhenUsed="1"/>
-    <w:lsdException w:name="Normal Table" w:semiHidden="1" w:unhideWhenUsed="1"/>
-    <w:lsdException w:name="annotation subject" w:semiHidden="1" w:unhideWhenUsed="1"/>
-    <w:lsdException w:name="No List" w:semiHidden="1" w:unhideWhenUsed="1"/>
-    <w:lsdException w:name="Outline List 1" w:semiHidden="1" w:unhideWhenUsed="1"/>
-    <w:lsdException w:name="Outline List 2" w:semiHidden="1" w:unhideWhenUsed="1"/>
-    <w:lsdException w:name="Outline List 3" w:semiHidden="1" w:unhideWhenUsed="1"/>
-    <w:lsdException w:name="Table Simple 1" w:semiHidden="1" w:unhideWhenUsed="1"/>
-    <w:lsdException w:name="Table Simple 2" w:semiHidden="1" w:unhideWhenUsed="1"/>
-    <w:lsdException w:name="Table Simple 3" w:semiHidden="1" w:unhideWhenUsed="1"/>
-    <w:lsdException w:name="Table Classic 1" w:semiHidden="1" w:unhideWhenUsed="1"/>
-    <w:lsdException w:name="Table Classic 2" w:semiHidden="1" w:unhideWhenUsed="1"/>
-    <w:lsdException w:name="Table Classic 3" w:semiHidden="1" w:unhideWhenUsed="1"/>
-    <w:lsdException w:name="Table Classic 4" w:semiHidden="1" w:unhideWhenUsed="1"/>
-    <w:lsdException w:name="Table Colorful 1" w:semiHidden="1" w:unhideWhenUsed="1"/>
-    <w:lsdException w:name="Table Colorful 2" w:semiHidden="1" w:unhideWhenUsed="1"/>
-    <w:lsdException w:name="Table Colorful 3" w:semiHidden="1" w:unhideWhenUsed="1"/>
-    <w:lsdException w:name="Table Columns 1" w:semiHidden="1" w:unhideWhenUsed="1"/>
-    <w:lsdException w:name="Table Columns 2" w:semiHidden="1" w:unhideWhenUsed="1"/>
-    <w:lsdException w:name="Table Columns 3" w:semiHidden="1" w:unhideWhenUsed="1"/>
-    <w:lsdException w:name="Table Columns 4" w:semiHidden="1" w:unhideWhenUsed="1"/>
-    <w:lsdException w:name="Table Columns 5" w:semiHidden="1" w:unhideWhenUsed="1"/>
-    <w:lsdException w:name="Table Grid 1" w:semiHidden="1" w:unhideWhenUsed="1"/>
-    <w:lsdException w:name="Table Grid 2" w:semiHidden="1" w:unhideWhenUsed="1"/>
-    <w:lsdException w:name="Table Grid 3" w:semiHidden="1" w:unhideWhenUsed="1"/>
-    <w:lsdException w:name="Table Grid 4" w:semiHidden="1" w:unhideWhenUsed="1"/>
-    <w:lsdException w:name="Table Grid 5" w:semiHidden="1" w:unhideWhenUsed="1"/>
-    <w:lsdException w:name="Table Grid 6" w:semiHidden="1" w:unhideWhenUsed="1"/>
-    <w:lsdException w:name="Table Grid 7" w:semiHidden="1" w:unhideWhenUsed="1"/>
-    <w:lsdException w:name="Table Grid 8" w:semiHidden="1" w:unhideWhenUsed="1"/>
-    <w:lsdException w:name="Table List 1" w:semiHidden="1" w:unhideWhenUsed="1"/>
-    <w:lsdException w:name="Table List 2" w:semiHidden="1" w:unhideWhenUsed="1"/>
-    <w:lsdException w:name="Table List 3" w:semiHidden="1" w:unhideWhenUsed="1"/>
-    <w:lsdException w:name="Table List 4" w:semiHidden="1" w:unhideWhenUsed="1"/>
-    <w:lsdException w:name="Table List 5" w:semiHidden="1" w:unhideWhenUsed="1"/>
-    <w:lsdException w:name="Table List 6" w:semiHidden="1" w:unhideWhenUsed="1"/>
-    <w:lsdException w:name="Table List 7" w:semiHidden="1" w:unhideWhenUsed="1"/>
-    <w:lsdException w:name="Table List 8" w:semiHidden="1" w:unhideWhenUsed="1"/>
-    <w:lsdException w:name="Table 3D effects 1" w:semiHidden="1" w:unhideWhenUsed="1"/>
-    <w:lsdException w:name="Table 3D effects 2" w:semiHidden="1" w:unhideWhenUsed="1"/>
-    <w:lsdException w:name="Table 3D effects 3" w:semiHidden="1" w:unhideWhenUsed="1"/>
-    <w:lsdException w:name="Table Contemporary" w:semiHidden="1" w:unhideWhenUsed="1"/>
-    <w:lsdException w:name="Table Elegant" w:semiHidden="1" w:unhideWhenUsed="1"/>
-    <w:lsdException w:name="Table Professional" w:semiHidden="1" w:unhideWhenUsed="1"/>
-    <w:lsdException w:name="Table Subtle 1" w:semiHidden="1" w:unhideWhenUsed="1"/>
-    <w:lsdException w:name="Table Subtle 2" w:semiHidden="1" w:unhideWhenUsed="1"/>
-    <w:lsdException w:name="Table Web 1" w:semiHidden="1" w:unhideWhenUsed="1"/>
-    <w:lsdException w:name="Table Web 2" w:semiHidden="1" w:unhideWhenUsed="1"/>
-    <w:lsdException w:name="Table Web 3" w:semiHidden="1" w:unhideWhenUsed="1"/>
-    <w:lsdException w:name="Balloon Text" w:semiHidden="1" w:unhideWhenUsed="1"/>
-    <w:lsdException w:name="Table Grid" w:uiPriority="39"/>
-    <w:lsdException w:name="Table Theme" w:semiHidden="1" w:unhideWhenUsed="1"/>
-    <w:lsdException w:name="Placeholder Text" w:semiHidden="1"/>
-    <w:lsdException w:name="No Spacing" w:uiPriority="1" w:qFormat="1"/>
-    <w:lsdException w:name="Light Shading" w:uiPriority="60"/>
-    <w:lsdException w:name="Light List" w:uiPriority="61"/>
-    <w:lsdException w:name="Light Grid" w:uiPriority="62"/>
-    <w:lsdException w:name="Medium Shading 1" w:uiPriority="63"/>
-    <w:lsdException w:name="Medium Shading 2" w:uiPriority="64"/>
-    <w:lsdException w:name="Medium List 1" w:uiPriority="65"/>
-    <w:lsdException w:name="Medium List 2" w:uiPriority="66"/>
-    <w:lsdException w:name="Medium Grid 1" w:uiPriority="67"/>
-    <w:lsdException w:name="Medium Grid 2" w:uiPriority="68"/>
-    <w:lsdException w:name="Medium Grid 3" w:uiPriority="69"/>
-    <w:lsdException w:name="Dark List" w:uiPriority="70"/>
-    <w:lsdException w:name="Colorful Shading" w:uiPriority="71"/>
-    <w:lsdException w:name="Colorful List" w:uiPriority="72"/>
-    <w:lsdException w:name="Colorful Grid" w:uiPriority="73"/>
-    <w:lsdException w:name="Light Shading Accent 1" w:uiPriority="60"/>
-    <w:lsdException w:name="Light List Accent 1" w:uiPriority="61"/>
-    <w:lsdException w:name="Light Grid Accent 1" w:uiPriority="62"/>
-    <w:lsdException w:name="Medium Shading 1 Accent 1" w:uiPriority="63"/>
-    <w:lsdException w:name="Medium Shading 2 Accent 1" w:uiPriority="64"/>
-    <w:lsdException w:name="Medium List 1 Accent 1" w:uiPriority="65"/>
-    <w:lsdException w:name="Revision" w:semiHidden="1"/>
-    <w:lsdException w:name="List Paragraph" w:uiPriority="34" w:qFormat="1"/>
-    <w:lsdException w:name="Quote" w:uiPriority="29" w:qFormat="1"/>
-    <w:lsdException w:name="Intense Quote" w:uiPriority="30" w:qFormat="1"/>
-    <w:lsdException w:name="Medium List 2 Accent 1" w:uiPriority="66"/>
-    <w:lsdException w:name="Medium Grid 1 Accent 1" w:uiPriority="67"/>
-    <w:lsdException w:name="Medium Grid 2 Accent 1" w:uiPriority="68"/>
-    <w:lsdException w:name="Medium Grid 3 Accent 1" w:uiPriority="69"/>
-    <w:lsdException w:name="Dark List Accent 1" w:uiPriority="70"/>
-    <w:lsdException w:name="Colorful Shading Accent 1" w:uiPriority="71"/>
-    <w:lsdException w:name="Colorful List Accent 1" w:uiPriority="72"/>
-    <w:lsdException w:name="Colorful Grid Accent 1" w:uiPriority="73"/>
-    <w:lsdException w:name="Light Shading Accent 2" w:uiPriority="60"/>
-    <w:lsdException w:name="Light List Accent 2" w:uiPriority="61"/>
-    <w:lsdException w:name="Light Grid Accent 2" w:uiPriority="62"/>
-    <w:lsdException w:name="Medium Shading 1 Accent 2" w:uiPriority="63"/>
-    <w:lsdException w:name="Medium Shading 2 Accent 2" w:uiPriority="64"/>
-    <w:lsdException w:name="Medium List 1 Accent 2" w:uiPriority="65"/>
-    <w:lsdException w:name="Medium List 2 Accent 2" w:uiPriority="66"/>
-    <w:lsdException w:name="Medium Grid 1 Accent 2" w:uiPriority="67"/>
-    <w:lsdException w:name="Medium Grid 2 Accent 2" w:uiPriority="68"/>
-    <w:lsdException w:name="Medium Grid 3 Accent 2" w:uiPriority="69"/>
-    <w:lsdException w:name="Dark List Accent 2" w:uiPriority="70"/>
-    <w:lsdException w:name="Colorful Shading Accent 2" w:uiPriority="71"/>
-    <w:lsdException w:name="Colorful List Accent 2" w:uiPriority="72"/>
-    <w:lsdException w:name="Colorful Grid Accent 2" w:uiPriority="73"/>
-    <w:lsdException w:name="Light Shading Accent 3" w:uiPriority="60"/>
-    <w:lsdException w:name="Light List Accent 3" w:uiPriority="61"/>
-    <w:lsdException w:name="Light Grid Accent 3" w:uiPriority="62"/>
-    <w:lsdException w:name="Medium Shading 1 Accent 3" w:uiPriority="63"/>
-    <w:lsdException w:name="Medium Shading 2 Accent 3" w:uiPriority="64"/>
-    <w:lsdException w:name="Medium List 1 Accent 3" w:uiPriority="65"/>
-    <w:lsdException w:name="Medium List 2 Accent 3" w:uiPriority="66"/>
-    <w:lsdException w:name="Medium Grid 1 Accent 3" w:uiPriority="67"/>
-    <w:lsdException w:name="Medium Grid 2 Accent 3" w:uiPriority="68"/>
-    <w:lsdException w:name="Medium Grid 3 Accent 3" w:uiPriority="69"/>
-    <w:lsdException w:name="Dark List Accent 3" w:uiPriority="70"/>
-    <w:lsdException w:name="Colorful Shading Accent 3" w:uiPriority="71"/>
-    <w:lsdException w:name="Colorful List Accent 3" w:uiPriority="72"/>
-    <w:lsdException w:name="Colorful Grid Accent 3" w:uiPriority="73"/>
-    <w:lsdException w:name="Light Shading Accent 4" w:uiPriority="60"/>
-    <w:lsdException w:name="Light List Accent 4" w:uiPriority="61"/>
-    <w:lsdException w:name="Light Grid Accent 4" w:uiPriority="62"/>
-    <w:lsdException w:name="Medium Shading 1 Accent 4" w:uiPriority="63"/>
-    <w:lsdException w:name="Medium Shading 2 Accent 4" w:uiPriority="64"/>
-    <w:lsdException w:name="Medium List 1 Accent 4" w:uiPriority="65"/>
-    <w:lsdException w:name="Medium List 2 Accent 4" w:uiPriority="66"/>
-    <w:lsdException w:name="Medium Grid 1 Accent 4" w:uiPriority="67"/>
-    <w:lsdException w:name="Medium Grid 2 Accent 4" w:uiPriority="68"/>
-    <w:lsdException w:name="Medium Grid 3 Accent 4" w:uiPriority="69"/>
-    <w:lsdException w:name="Dark List Accent 4" w:uiPriority="70"/>
-    <w:lsdException w:name="Colorful Shading Accent 4" w:uiPriority="71"/>
-    <w:lsdException w:name="Colorful List Accent 4" w:uiPriority="72"/>
-    <w:lsdException w:name="Colorful Grid Accent 4" w:uiPriority="73"/>
-    <w:lsdException w:name="Light Shading Accent 5" w:uiPriority="60"/>
-    <w:lsdException w:name="Light List Accent 5" w:uiPriority="61"/>
-    <w:lsdException w:name="Light Grid Accent 5" w:uiPriority="62"/>
-    <w:lsdException w:name="Medium Shading 1 Accent 5" w:uiPriority="63"/>
-    <w:lsdException w:name="Medium Shading 2 Accent 5" w:uiPriority="64"/>
-    <w:lsdException w:name="Medium List 1 Accent 5" w:uiPriority="65"/>
-    <w:lsdException w:name="Medium List 2 Accent 5" w:uiPriority="66"/>
-    <w:lsdException w:name="Medium Grid 1 Accent 5" w:uiPriority="67"/>
-    <w:lsdException w:name="Medium Grid 2 Accent 5" w:uiPriority="68"/>
-    <w:lsdException w:name="Medium Grid 3 Accent 5" w:uiPriority="69"/>
-    <w:lsdException w:name="Dark List Accent 5" w:uiPriority="70"/>
-    <w:lsdException w:name="Colorful Shading Accent 5" w:uiPriority="71"/>
-    <w:lsdException w:name="Colorful List Accent 5" w:uiPriority="72"/>
-    <w:lsdException w:name="Colorful Grid Accent 5" w:uiPriority="73"/>
-    <w:lsdException w:name="Light Shading Accent 6" w:uiPriority="60"/>
-    <w:lsdException w:name="Light List Accent 6" w:uiPriority="61"/>
-    <w:lsdException w:name="Light Grid Accent 6" w:uiPriority="62"/>
-    <w:lsdException w:name="Medium Shading 1 Accent 6" w:uiPriority="63"/>
-    <w:lsdException w:name="Medium Shading 2 Accent 6" w:uiPriority="64"/>
-    <w:lsdException w:name="Medium List 1 Accent 6" w:uiPriority="65"/>
-    <w:lsdException w:name="Medium List 2 Accent 6" w:uiPriority="66"/>
-    <w:lsdException w:name="Medium Grid 1 Accent 6" w:uiPriority="67"/>
-    <w:lsdException w:name="Medium Grid 2 Accent 6" w:uiPriority="68"/>
-    <w:lsdException w:name="Medium Grid 3 Accent 6" w:uiPriority="69"/>
-    <w:lsdException w:name="Dark List Accent 6" w:uiPriority="70"/>
-    <w:lsdException w:name="Colorful Shading Accent 6" w:uiPriority="71"/>
-    <w:lsdException w:name="Colorful List Accent 6" w:uiPriority="72"/>
-    <w:lsdException w:name="Colorful Grid Accent 6" w:uiPriority="73"/>
-    <w:lsdException w:name="Subtle Emphasis" w:uiPriority="19" w:qFormat="1"/>
-    <w:lsdException w:name="Intense Emphasis" w:uiPriority="21" w:qFormat="1"/>
-    <w:lsdException w:name="Subtle Reference" w:uiPriority="31" w:qFormat="1"/>
-    <w:lsdException w:name="Intense Reference" w:uiPriority="32" w:qFormat="1"/>
-    <w:lsdException w:name="Book Title" w:uiPriority="33" w:qFormat="1"/>
-    <w:lsdException w:name="Bibliography" w:semiHidden="1" w:uiPriority="37" w:unhideWhenUsed="1"/>
-    <w:lsdException w:name="TOC Heading" w:semiHidden="1" w:uiPriority="39" w:unhideWhenUsed="1" w:qFormat="1"/>
-    <w:lsdException w:name="Plain Table 1" w:uiPriority="41"/>
-    <w:lsdException w:name="Plain Table 2" w:uiPriority="42"/>
-    <w:lsdException w:name="Plain Table 3" w:uiPriority="43"/>
-    <w:lsdException w:name="Plain Table 4" w:uiPriority="44"/>
-    <w:lsdException w:name="Plain Table 5" w:uiPriority="45"/>
-    <w:lsdException w:name="Grid Table Light" w:uiPriority="40"/>
-    <w:lsdException w:name="Grid Table 1 Light" w:uiPriority="46"/>
-    <w:lsdException w:name="Grid Table 2" w:uiPriority="47"/>
-    <w:lsdException w:name="Grid Table 3" w:uiPriority="48"/>
-    <w:lsdException w:name="Grid Table 4" w:uiPriority="49"/>
-    <w:lsdException w:name="Grid Table 5 Dark" w:uiPriority="50"/>
-    <w:lsdException w:name="Grid Table 6 Colorful" w:uiPriority="51"/>
-    <w:lsdException w:name="Grid Table 7 Colorful" w:uiPriority="52"/>
-    <w:lsdException w:name="Grid Table 1 Light Accent 1" w:uiPriority="46"/>
-    <w:lsdException w:name="Grid Table 2 Accent 1" w:uiPriority="47"/>
-    <w:lsdException w:name="Grid Table 3 Accent 1" w:uiPriority="48"/>
-    <w:lsdException w:name="Grid Table 4 Accent 1" w:uiPriority="49"/>
-    <w:lsdException w:name="Grid Table 5 Dark Accent 1" w:uiPriority="50"/>
-    <w:lsdException w:name="Grid Table 6 Colorful Accent 1" w:uiPriority="51"/>
-    <w:lsdException w:name="Grid Table 7 Colorful Accent 1" w:uiPriority="52"/>
-    <w:lsdException w:name="Grid Table 1 Light Accent 2" w:uiPriority="46"/>
-    <w:lsdException w:name="Grid Table 2 Accent 2" w:uiPriority="47"/>
-    <w:lsdException w:name="Grid Table 3 Accent 2" w:uiPriority="48"/>
-    <w:lsdException w:name="Grid Table 4 Accent 2" w:uiPriority="49"/>
-    <w:lsdException w:name="Grid Table 5 Dark Accent 2" w:uiPriority="50"/>
-    <w:lsdException w:name="Grid Table 6 Colorful Accent 2" w:uiPriority="51"/>
-    <w:lsdException w:name="Grid Table 7 Colorful Accent 2" w:uiPriority="52"/>
-    <w:lsdException w:name="Grid Table 1 Light Accent 3" w:uiPriority="46"/>
-    <w:lsdException w:name="Grid Table 2 Accent 3" w:uiPriority="47"/>
-    <w:lsdException w:name="Grid Table 3 Accent 3" w:uiPriority="48"/>
-    <w:lsdException w:name="Grid Table 4 Accent 3" w:uiPriority="49"/>
-    <w:lsdException w:name="Grid Table 5 Dark Accent 3" w:uiPriority="50"/>
-    <w:lsdException w:name="Grid Table 6 Colorful Accent 3" w:uiPriority="51"/>
-    <w:lsdException w:name="Grid Table 7 Colorful Accent 3" w:uiPriority="52"/>
-    <w:lsdException w:name="Grid Table 1 Light Accent 4" w:uiPriority="46"/>
-    <w:lsdException w:name="Grid Table 2 Accent 4" w:uiPriority="47"/>
-    <w:lsdException w:name="Grid Table 3 Accent 4" w:uiPriority="48"/>
-    <w:lsdException w:name="Grid Table 4 Accent 4" w:uiPriority="49"/>
-    <w:lsdException w:name="Grid Table 5 Dark Accent 4" w:uiPriority="50"/>
-    <w:lsdException w:name="Grid Table 6 Colorful Accent 4" w:uiPriority="51"/>
-    <w:lsdException w:name="Grid Table 7 Colorful Accent 4" w:uiPriority="52"/>
-    <w:lsdException w:name="Grid Table 1 Light Accent 5" w:uiPriority="46"/>
-    <w:lsdException w:name="Grid Table 2 Accent 5" w:uiPriority="47"/>
-    <w:lsdException w:name="Grid Table 3 Accent 5" w:uiPriority="48"/>
-    <w:lsdException w:name="Grid Table 4 Accent 5" w:uiPriority="49"/>
-    <w:lsdException w:name="Grid Table 5 Dark Accent 5" w:uiPriority="50"/>
-    <w:lsdException w:name="Grid Table 6 Colorful Accent 5" w:uiPriority="51"/>
-    <w:lsdException w:name="Grid Table 7 Colorful Accent 5" w:uiPriority="52"/>
-    <w:lsdException w:name="Grid Table 1 Light Accent 6" w:uiPriority="46"/>
-    <w:lsdException w:name="Grid Table 2 Accent 6" w:uiPriority="47"/>
-    <w:lsdException w:name="Grid Table 3 Accent 6" w:uiPriority="48"/>
-    <w:lsdException w:name="Grid Table 4 Accent 6" w:uiPriority="49"/>
-    <w:lsdException w:name="Grid Table 5 Dark Accent 6" w:uiPriority="50"/>
-    <w:lsdException w:name="Grid Table 6 Colorful Accent 6" w:uiPriority="51"/>
-    <w:lsdException w:name="Grid Table 7 Colorful Accent 6" w:uiPriority="52"/>
-    <w:lsdException w:name="List Table 1 Light" w:uiPriority="46"/>
-    <w:lsdException w:name="List Table 2" w:uiPriority="47"/>
-    <w:lsdException w:name="List Table 3" w:uiPriority="48"/>
-    <w:lsdException w:name="List Table 4" w:uiPriority="49"/>
-    <w:lsdException w:name="List Table 5 Dark" w:uiPriority="50"/>
-    <w:lsdException w:name="List Table 6 Colorful" w:uiPriority="51"/>
-    <w:lsdException w:name="List Table 7 Colorful" w:uiPriority="52"/>
-    <w:lsdException w:name="List Table 1 Light Accent 1" w:uiPriority="46"/>
-    <w:lsdException w:name="List Table 2 Accent 1" w:uiPriority="47"/>
-    <w:lsdException w:name="List Table 3 Accent 1" w:uiPriority="48"/>
-    <w:lsdException w:name="List Table 4 Accent 1" w:uiPriority="49"/>
-    <w:lsdException w:name="List Table 5 Dark Accent 1" w:uiPriority="50"/>
-    <w:lsdException w:name="List Table 6 Colorful Accent 1" w:uiPriority="51"/>
-    <w:lsdException w:name="List Table 7 Colorful Accent 1" w:uiPriority="52"/>
-    <w:lsdException w:name="List Table 1 Light Accent 2" w:uiPriority="46"/>
-    <w:lsdException w:name="List Table 2 Accent 2" w:uiPriority="47"/>
-    <w:lsdException w:name="List Table 3 Accent 2" w:uiPriority="48"/>
-    <w:lsdException w:name="List Table 4 Accent 2" w:uiPriority="49"/>
-    <w:lsdException w:name="List Table 5 Dark Accent 2" w:uiPriority="50"/>
-    <w:lsdException w:name="List Table 6 Colorful Accent 2" w:uiPriority="51"/>
-    <w:lsdException w:name="List Table 7 Colorful Accent 2" w:uiPriority="52"/>
-    <w:lsdException w:name="List Table 1 Light Accent 3" w:uiPriority="46"/>
-    <w:lsdException w:name="List Table 2 Accent 3" w:uiPriority="47"/>
-    <w:lsdException w:name="List Table 3 Accent 3" w:uiPriority="48"/>
-    <w:lsdException w:name="List Table 4 Accent 3" w:uiPriority="49"/>
-    <w:lsdException w:name="List Table 5 Dark Accent 3" w:uiPriority="50"/>
-    <w:lsdException w:name="List Table 6 Colorful Accent 3" w:uiPriority="51"/>
-    <w:lsdException w:name="List Table 7 Colorful Accent 3" w:uiPriority="52"/>
-    <w:lsdException w:name="List Table 1 Light Accent 4" w:uiPriority="46"/>
-    <w:lsdException w:name="List Table 2 Accent 4" w:uiPriority="47"/>
-    <w:lsdException w:name="List Table 3 Accent 4" w:uiPriority="48"/>
-    <w:lsdException w:name="List Table 4 Accent 4" w:uiPriority="49"/>
-    <w:lsdException w:name="List Table 5 Dark Accent 4" w:uiPriority="50"/>
-    <w:lsdException w:name="List Table 6 Colorful Accent 4" w:uiPriority="51"/>
-    <w:lsdException w:name="List Table 7 Colorful Accent 4" w:uiPriority="52"/>
-    <w:lsdException w:name="List Table 1 Light Accent 5" w:uiPriority="46"/>
-    <w:lsdException w:name="List Table 2 Accent 5" w:uiPriority="47"/>
-    <w:lsdException w:name="List Table 3 Accent 5" w:uiPriority="48"/>
-    <w:lsdException w:name="List Table 4 Accent 5" w:uiPriority="49"/>
-    <w:lsdException w:name="List Table 5 Dark Accent 5" w:uiPriority="50"/>
-    <w:lsdException w:name="List Table 6 Colorful Accent 5" w:uiPriority="51"/>
-    <w:lsdException w:name="List Table 7 Colorful Accent 5" w:uiPriority="52"/>
-    <w:lsdException w:name="List Table 1 Light Accent 6" w:uiPriority="46"/>
-    <w:lsdException w:name="List Table 2 Accent 6" w:uiPriority="47"/>
-    <w:lsdException w:name="List Table 3 Accent 6" w:uiPriority="48"/>
-    <w:lsdException w:name="List Table 4 Accent 6" w:uiPriority="49"/>
-    <w:lsdException w:name="List Table 5 Dark Accent 6" w:uiPriority="50"/>
-    <w:lsdException w:name="List Table 6 Colorful Accent 6" w:uiPriority="51"/>
-    <w:lsdException w:name="List Table 7 Colorful Accent 6" w:uiPriority="52"/>
-    <w:lsdException w:name="Mention" w:semiHidden="1" w:unhideWhenUsed="1"/>
-    <w:lsdException w:name="Smart Hyperlink" w:semiHidden="1" w:unhideWhenUsed="1"/>
-    <w:lsdException w:name="Hashtag" w:semiHidden="1" w:unhideWhenUsed="1"/>
-    <w:lsdException w:name="Unresolved Mention" w:semiHidden="1" w:unhideWhenUsed="1"/>
-    <w:lsdException w:name="Smart Link" w:semiHidden="1" w:unhideWhenUsed="1"/>
-  </w:latentStyles>
-  <w:style w:type="paragraph" w:default="1" w:styleId="Normal">
-    <w:name w:val="Normal"/>
-    <w:qFormat/>
-    <w:rsid w:val="008F0479"/>
-    <w:rPr>
-      <w:rFonts w:cs="Times New Roman"/>
-      <w:sz w:val="3276"/>
-      <w:szCs w:val="3276"/>
-    </w:rPr>
-  </w:style>
-  <w:style w:type="character" w:default="1" w:styleId="DefaultParagraphFont">
-    <w:name w:val="Default Paragraph Font"/>
-    <w:uiPriority w:val="1"/>
-    <w:semiHidden/>
-    <w:unhideWhenUsed/>
-    <w:rsid w:val="008F0479"/>
-  </w:style>
-  <w:style w:type="table" w:default="1" w:styleId="TableNormal">
-    <w:name w:val="Normal Table"/>
-    <w:uiPriority w:val="99"/>
-    <w:semiHidden/>
-    <w:unhideWhenUsed/>
-    <w:tblPr>
-      <w:tblInd w:w="0" w:type="dxa"/>
-      <w:tblCellMar>
-        <w:top w:w="0" w:type="dxa"/>
-        <w:left w:w="108" w:type="dxa"/>
-        <w:bottom w:w="0" w:type="dxa"/>
-        <w:right w:w="108" w:type="dxa"/>
-      </w:tblCellMar>
-    </w:tblPr>
-  </w:style>
-  <w:style w:type="numbering" w:default="1" w:styleId="NoList">
-    <w:name w:val="No List"/>
-    <w:uiPriority w:val="99"/>
-    <w:semiHidden/>
-    <w:unhideWhenUsed/>
-  </w:style>
-  <w:style w:type="character" w:styleId="PlaceholderText">
-    <w:name w:val="Placeholder Text"/>
-    <w:basedOn w:val="DefaultParagraphFont"/>
-    <w:uiPriority w:val="99"/>
-    <w:semiHidden/>
-    <w:rsid w:val="008F0479"/>
-    <w:rPr>
-      <w:color w:val="808080"/>
-    </w:rPr>
-  </w:style>
-  <w:style w:type="paragraph" w:customStyle="1" w:styleId="A602349D9FEB4D4AB99DA27AB1552DD3">
-    <w:name w:val="A602349D9FEB4D4AB99DA27AB1552DD3"/>
-    <w:rsid w:val="008F0479"/>
-  </w:style>
-  <w:style w:type="paragraph" w:customStyle="1" w:styleId="9D2D860CA4B24C5AB7E2245DF508BF37">
-    <w:name w:val="9D2D860CA4B24C5AB7E2245DF508BF37"/>
-    <w:rsid w:val="008F0479"/>
-  </w:style>
-  <w:style w:type="paragraph" w:customStyle="1" w:styleId="9E2EDD6794B949C4A443C2E36F4E1B8C">
-    <w:name w:val="9E2EDD6794B949C4A443C2E36F4E1B8C"/>
-    <w:rsid w:val="008F0479"/>
-  </w:style>
-  <w:style w:type="paragraph" w:customStyle="1" w:styleId="7DFB4FBED1FF4883B4D0E884C3BDB41F">
-    <w:name w:val="7DFB4FBED1FF4883B4D0E884C3BDB41F"/>
-    <w:rsid w:val="008F0479"/>
-  </w:style>
-  <w:style w:type="paragraph" w:customStyle="1" w:styleId="1BC84DF6FB394E62BAB177B2E99F07A3">
-    <w:name w:val="1BC84DF6FB394E62BAB177B2E99F07A3"/>
-    <w:rsid w:val="008F0479"/>
-  </w:style>
-  <w:style w:type="paragraph" w:customStyle="1" w:styleId="ABD67CB0F3A34BF4A26A3F817F222FA1">
-    <w:name w:val="ABD67CB0F3A34BF4A26A3F817F222FA1"/>
-    <w:rsid w:val="008F0479"/>
-  </w:style>
-  <w:style w:type="paragraph" w:customStyle="1" w:styleId="39BAB631311348D18780EAA198F3B9D1">
-    <w:name w:val="39BAB631311348D18780EAA198F3B9D1"/>
-    <w:rsid w:val="008F0479"/>
-  </w:style>
-  <w:style w:type="paragraph" w:customStyle="1" w:styleId="0A9F11EF9806439183BC5388AFA1C9B5">
-    <w:name w:val="0A9F11EF9806439183BC5388AFA1C9B5"/>
-    <w:rsid w:val="008F0479"/>
-  </w:style>
-  <w:style w:type="paragraph" w:customStyle="1" w:styleId="AB08AB2456DA4C8E95CE4F762CCA9BFE">
-    <w:name w:val="AB08AB2456DA4C8E95CE4F762CCA9BFE"/>
-    <w:rsid w:val="008F0479"/>
-  </w:style>
-  <w:style w:type="paragraph" w:customStyle="1" w:styleId="E8A17DD52A734B2CA62B31E47077717C">
-    <w:name w:val="E8A17DD52A734B2CA62B31E47077717C"/>
-    <w:rsid w:val="008F0479"/>
-  </w:style>
-  <w:style w:type="paragraph" w:customStyle="1" w:styleId="36C7F59ED4E8448BBB67219AE6B5921D">
-    <w:name w:val="36C7F59ED4E8448BBB67219AE6B5921D"/>
-    <w:rsid w:val="008F0479"/>
-  </w:style>
-  <w:style w:type="paragraph" w:customStyle="1" w:styleId="57A5223B6DDE4D1CAE471281C7249D4C">
-    <w:name w:val="57A5223B6DDE4D1CAE471281C7249D4C"/>
-    <w:rsid w:val="008F0479"/>
-  </w:style>
-  <w:style w:type="paragraph" w:customStyle="1" w:styleId="6539D82586F94230BA840BF816173E5D">
-    <w:name w:val="6539D82586F94230BA840BF816173E5D"/>
-    <w:rsid w:val="008F0479"/>
-  </w:style>
-  <w:style w:type="paragraph" w:customStyle="1" w:styleId="6C048004FA7745E9A888F1CD3F54E2A8">
-    <w:name w:val="6C048004FA7745E9A888F1CD3F54E2A8"/>
-    <w:rsid w:val="008F0479"/>
-  </w:style>
-  <w:style w:type="paragraph" w:customStyle="1" w:styleId="C24C0D52866946E492B07393AD1F6586">
-    <w:name w:val="C24C0D52866946E492B07393AD1F6586"/>
-    <w:rsid w:val="008F0479"/>
-  </w:style>
-  <w:style w:type="paragraph" w:customStyle="1" w:styleId="36D4A4A14F6D4066B8D1D809F5ED06F4">
-    <w:name w:val="36D4A4A14F6D4066B8D1D809F5ED06F4"/>
-    <w:rsid w:val="008F0479"/>
-  </w:style>
-  <w:style w:type="paragraph" w:customStyle="1" w:styleId="A09DD7524A37444EAD1EDA43DDD5FC3C">
-    <w:name w:val="A09DD7524A37444EAD1EDA43DDD5FC3C"/>
-    <w:rsid w:val="008F0479"/>
-  </w:style>
-  <w:style w:type="paragraph" w:customStyle="1" w:styleId="872E3213C08847EC955F07E4A86D190A">
-    <w:name w:val="872E3213C08847EC955F07E4A86D190A"/>
-    <w:rsid w:val="008F0479"/>
-  </w:style>
-  <w:style w:type="paragraph" w:customStyle="1" w:styleId="A252F6D81D6343FEB54F5EB4504E3ADC">
-    <w:name w:val="A252F6D81D6343FEB54F5EB4504E3ADC"/>
-    <w:rsid w:val="008F0479"/>
-  </w:style>
-</w:styles>
-</file>
-
-<file path=word/glossary/webSettings.xml><?xml version="1.0" encoding="utf-8"?>
-<w:webSettings xmlns:mc="http://schemas.openxmlformats.org/markup-compatibility/2006" xmlns:r="http://schemas.openxmlformats.org/officeDocument/2006/relationships" xmlns:w="http://schemas.openxmlformats.org/wordprocessingml/2006/main" xmlns:w14="http://schemas.microsoft.com/office/word/2010/wordml" xmlns:w15="http://schemas.microsoft.com/office/word/2012/wordml" xmlns:w16cid="http://schemas.microsoft.com/office/word/2016/wordml/cid" xmlns:w16se="http://schemas.microsoft.com/office/word/2015/wordml/symex" mc:Ignorable="w14 w15 w16se w16cid">
-  <w:optimizeForBrowser/>
-  <w:allowPNG/>
-</w:webSettings>
-</file>
-
 <file path=word/theme/theme11.xml><?xml version="1.0" encoding="utf-8"?>
 <a:theme xmlns:a="http://schemas.openxmlformats.org/drawingml/2006/main" name="Office Theme">
   <a:themeElements>
@@ -29930,255 +28749,4 @@
     </a:ext>
   </a:extLst>
 </a:theme>
-</file>
-
-<file path=customXml/item12.xml><?xml version="1.0" encoding="utf-8"?>
-<ct:contentTypeSchema xmlns:ct="http://schemas.microsoft.com/office/2006/metadata/contentType" xmlns:ma="http://schemas.microsoft.com/office/2006/metadata/properties/metaAttributes" ct:_="" ma:_="" ma:contentTypeName="Document" ma:contentTypeID="0x01010079F111ED35F8CC479449609E8A0923A6" ma:contentTypeVersion="12" ma:contentTypeDescription="Create a new document." ma:contentTypeScope="" ma:versionID="6e0ed944f324437a1628d920c25a1c7c">
-  <xsd:schema xmlns:xsd="http://www.w3.org/2001/XMLSchema" xmlns:xs="http://www.w3.org/2001/XMLSchema" xmlns:p="http://schemas.microsoft.com/office/2006/metadata/properties" xmlns:ns2="71af3243-3dd4-4a8d-8c0d-dd76da1f02a5" xmlns:ns3="16c05727-aa75-4e4a-9b5f-8a80a1165891" targetNamespace="http://schemas.microsoft.com/office/2006/metadata/properties" ma:root="true" ma:fieldsID="edbd56de57fb331bd1e5e8af7e1d85f1" ns2:_="" ns3:_="">
-    <xsd:import namespace="71af3243-3dd4-4a8d-8c0d-dd76da1f02a5"/>
-    <xsd:import namespace="16c05727-aa75-4e4a-9b5f-8a80a1165891"/>
-    <xsd:element name="properties">
-      <xsd:complexType>
-        <xsd:sequence>
-          <xsd:element name="documentManagement">
-            <xsd:complexType>
-              <xsd:all>
-                <xsd:element ref="ns2:MediaServiceMetadata" minOccurs="0"/>
-                <xsd:element ref="ns2:MediaServiceFastMetadata" minOccurs="0"/>
-                <xsd:element ref="ns2:MediaServiceOCR" minOccurs="0"/>
-                <xsd:element ref="ns2:MediaServiceAutoTags" minOccurs="0"/>
-                <xsd:element ref="ns2:MediaServiceEventHashCode" minOccurs="0"/>
-                <xsd:element ref="ns2:MediaServiceGenerationTime" minOccurs="0"/>
-                <xsd:element ref="ns3:SharedWithUsers" minOccurs="0"/>
-                <xsd:element ref="ns3:SharedWithDetails" minOccurs="0"/>
-                <xsd:element ref="ns2:MediaServiceAutoKeyPoints" minOccurs="0"/>
-                <xsd:element ref="ns2:MediaServiceKeyPoints" minOccurs="0"/>
-                <xsd:element ref="ns2:MediaServiceDateTaken" minOccurs="0"/>
-                <xsd:element ref="ns2:Status" minOccurs="0"/>
-              </xsd:all>
-            </xsd:complexType>
-          </xsd:element>
-        </xsd:sequence>
-      </xsd:complexType>
-    </xsd:element>
-  </xsd:schema>
-  <xsd:schema xmlns:xsd="http://www.w3.org/2001/XMLSchema" xmlns:xs="http://www.w3.org/2001/XMLSchema" xmlns:dms="http://schemas.microsoft.com/office/2006/documentManagement/types" xmlns:pc="http://schemas.microsoft.com/office/infopath/2007/PartnerControls" targetNamespace="71af3243-3dd4-4a8d-8c0d-dd76da1f02a5" elementFormDefault="qualified">
-    <xsd:import namespace="http://schemas.microsoft.com/office/2006/documentManagement/types"/>
-    <xsd:import namespace="http://schemas.microsoft.com/office/infopath/2007/PartnerControls"/>
-    <xsd:element name="MediaServiceMetadata" ma:index="8" nillable="true" ma:displayName="MediaServiceMetadata" ma:hidden="true" ma:internalName="MediaServiceMetadata" ma:readOnly="true">
-      <xsd:simpleType>
-        <xsd:restriction base="dms:Note"/>
-      </xsd:simpleType>
-    </xsd:element>
-    <xsd:element name="MediaServiceFastMetadata" ma:index="9" nillable="true" ma:displayName="MediaServiceFastMetadata" ma:hidden="true" ma:internalName="MediaServiceFastMetadata" ma:readOnly="true">
-      <xsd:simpleType>
-        <xsd:restriction base="dms:Note"/>
-      </xsd:simpleType>
-    </xsd:element>
-    <xsd:element name="MediaServiceOCR" ma:index="10" nillable="true" ma:displayName="MediaServiceOCR" ma:internalName="MediaServiceOCR" ma:readOnly="true">
-      <xsd:simpleType>
-        <xsd:restriction base="dms:Note">
-          <xsd:maxLength value="255"/>
-        </xsd:restriction>
-      </xsd:simpleType>
-    </xsd:element>
-    <xsd:element name="MediaServiceAutoTags" ma:index="11" nillable="true" ma:displayName="MediaServiceAutoTags" ma:internalName="MediaServiceAutoTags" ma:readOnly="true">
-      <xsd:simpleType>
-        <xsd:restriction base="dms:Text"/>
-      </xsd:simpleType>
-    </xsd:element>
-    <xsd:element name="MediaServiceEventHashCode" ma:index="12" nillable="true" ma:displayName="MediaServiceEventHashCode" ma:hidden="true" ma:internalName="MediaServiceEventHashCode" ma:readOnly="true">
-      <xsd:simpleType>
-        <xsd:restriction base="dms:Text"/>
-      </xsd:simpleType>
-    </xsd:element>
-    <xsd:element name="MediaServiceGenerationTime" ma:index="13" nillable="true" ma:displayName="MediaServiceGenerationTime" ma:hidden="true" ma:internalName="MediaServiceGenerationTime" ma:readOnly="true">
-      <xsd:simpleType>
-        <xsd:restriction base="dms:Text"/>
-      </xsd:simpleType>
-    </xsd:element>
-    <xsd:element name="MediaServiceAutoKeyPoints" ma:index="16" nillable="true" ma:displayName="MediaServiceAutoKeyPoints" ma:hidden="true" ma:internalName="MediaServiceAutoKeyPoints" ma:readOnly="true">
-      <xsd:simpleType>
-        <xsd:restriction base="dms:Note"/>
-      </xsd:simpleType>
-    </xsd:element>
-    <xsd:element name="MediaServiceKeyPoints" ma:index="17" nillable="true" ma:displayName="KeyPoints" ma:internalName="MediaServiceKeyPoints" ma:readOnly="false">
-      <xsd:simpleType>
-        <xsd:restriction base="dms:Note">
-          <xsd:maxLength value="255"/>
-        </xsd:restriction>
-      </xsd:simpleType>
-    </xsd:element>
-    <xsd:element name="MediaServiceDateTaken" ma:index="18" nillable="true" ma:displayName="MediaServiceDateTaken" ma:hidden="true" ma:internalName="MediaServiceDateTaken" ma:readOnly="true">
-      <xsd:simpleType>
-        <xsd:restriction base="dms:Text"/>
-      </xsd:simpleType>
-    </xsd:element>
-    <xsd:element name="Status" ma:index="19" nillable="true" ma:displayName="Status" ma:default="Not started" ma:format="Dropdown" ma:internalName="Status">
-      <xsd:simpleType>
-        <xsd:restriction base="dms:Choice">
-          <xsd:enumeration value="Not started"/>
-          <xsd:enumeration value="In Progress"/>
-          <xsd:enumeration value="Completed"/>
-        </xsd:restriction>
-      </xsd:simpleType>
-    </xsd:element>
-  </xsd:schema>
-  <xsd:schema xmlns:xsd="http://www.w3.org/2001/XMLSchema" xmlns:xs="http://www.w3.org/2001/XMLSchema" xmlns:dms="http://schemas.microsoft.com/office/2006/documentManagement/types" xmlns:pc="http://schemas.microsoft.com/office/infopath/2007/PartnerControls" targetNamespace="16c05727-aa75-4e4a-9b5f-8a80a1165891" elementFormDefault="qualified">
-    <xsd:import namespace="http://schemas.microsoft.com/office/2006/documentManagement/types"/>
-    <xsd:import namespace="http://schemas.microsoft.com/office/infopath/2007/PartnerControls"/>
-    <xsd:element name="SharedWithUsers" ma:index="14" nillable="true" ma:displayName="Shared With" ma:internalName="SharedWithUsers" ma:readOnly="true">
-      <xsd:complexType>
-        <xsd:complexContent>
-          <xsd:extension base="dms:UserMulti">
-            <xsd:sequence>
-              <xsd:element name="UserInfo" minOccurs="0" maxOccurs="unbounded">
-                <xsd:complexType>
-                  <xsd:sequence>
-                    <xsd:element name="DisplayName" type="xsd:string" minOccurs="0"/>
-                    <xsd:element name="AccountId" type="dms:UserId" minOccurs="0" nillable="true"/>
-                    <xsd:element name="AccountType" type="xsd:string" minOccurs="0"/>
-                  </xsd:sequence>
-                </xsd:complexType>
-              </xsd:element>
-            </xsd:sequence>
-          </xsd:extension>
-        </xsd:complexContent>
-      </xsd:complexType>
-    </xsd:element>
-    <xsd:element name="SharedWithDetails" ma:index="15" nillable="true" ma:displayName="Shared With Details" ma:internalName="SharedWithDetails" ma:readOnly="true">
-      <xsd:simpleType>
-        <xsd:restriction base="dms:Note">
-          <xsd:maxLength value="255"/>
-        </xsd:restriction>
-      </xsd:simpleType>
-    </xsd:element>
-  </xsd:schema>
-  <xsd:schema xmlns="http://schemas.openxmlformats.org/package/2006/metadata/core-properties" xmlns:xsd="http://www.w3.org/2001/XMLSchema" xmlns:xsi="http://www.w3.org/2001/XMLSchema-instance" xmlns:dc="http://purl.org/dc/elements/1.1/" xmlns:dcterms="http://purl.org/dc/terms/" xmlns:odoc="http://schemas.microsoft.com/internal/obd" targetNamespace="http://schemas.openxmlformats.org/package/2006/metadata/core-properties" elementFormDefault="qualified" attributeFormDefault="unqualified" blockDefault="#all">
-    <xsd:import namespace="http://purl.org/dc/elements/1.1/" schemaLocation="http://dublincore.org/schemas/xmls/qdc/2003/04/02/dc.xsd"/>
-    <xsd:import namespace="http://purl.org/dc/terms/" schemaLocation="http://dublincore.org/schemas/xmls/qdc/2003/04/02/dcterms.xsd"/>
-    <xsd:element name="coreProperties" type="CT_coreProperties"/>
-    <xsd:complexType name="CT_coreProperties">
-      <xsd:all>
-        <xsd:element ref="dc:creator" minOccurs="0" maxOccurs="1"/>
-        <xsd:element ref="dcterms:created" minOccurs="0" maxOccurs="1"/>
-        <xsd:element ref="dc:identifier" minOccurs="0" maxOccurs="1"/>
-        <xsd:element name="contentType" minOccurs="0" maxOccurs="1" type="xsd:string" ma:index="0" ma:displayName="Content Type"/>
-        <xsd:element ref="dc:title" minOccurs="0" maxOccurs="1" ma:index="4" ma:displayName="Title"/>
-        <xsd:element ref="dc:subject" minOccurs="0" maxOccurs="1"/>
-        <xsd:element ref="dc:description" minOccurs="0" maxOccurs="1"/>
-        <xsd:element name="keywords" minOccurs="0" maxOccurs="1" type="xsd:string"/>
-        <xsd:element ref="dc:language" minOccurs="0" maxOccurs="1"/>
-        <xsd:element name="category" minOccurs="0" maxOccurs="1" type="xsd:string"/>
-        <xsd:element name="version" minOccurs="0" maxOccurs="1" type="xsd:string"/>
-        <xsd:element name="revision" minOccurs="0" maxOccurs="1" type="xsd:string">
-          <xsd:annotation>
-            <xsd:documentation>
-                        This value indicates the number of saves or revisions. The application is responsible for updating this value after each revision.
-                    </xsd:documentation>
-          </xsd:annotation>
-        </xsd:element>
-        <xsd:element name="lastModifiedBy" minOccurs="0" maxOccurs="1" type="xsd:string"/>
-        <xsd:element ref="dcterms:modified" minOccurs="0" maxOccurs="1"/>
-        <xsd:element name="contentStatus" minOccurs="0" maxOccurs="1" type="xsd:string"/>
-      </xsd:all>
-    </xsd:complexType>
-  </xsd:schema>
-  <xs:schema xmlns:pc="http://schemas.microsoft.com/office/infopath/2007/PartnerControls" xmlns:xs="http://www.w3.org/2001/XMLSchema" targetNamespace="http://schemas.microsoft.com/office/infopath/2007/PartnerControls" elementFormDefault="qualified" attributeFormDefault="unqualified">
-    <xs:element name="Person">
-      <xs:complexType>
-        <xs:sequence>
-          <xs:element ref="pc:DisplayName" minOccurs="0"/>
-          <xs:element ref="pc:AccountId" minOccurs="0"/>
-          <xs:element ref="pc:AccountType" minOccurs="0"/>
-        </xs:sequence>
-      </xs:complexType>
-    </xs:element>
-    <xs:element name="DisplayName" type="xs:string"/>
-    <xs:element name="AccountId" type="xs:string"/>
-    <xs:element name="AccountType" type="xs:string"/>
-    <xs:element name="BDCAssociatedEntity">
-      <xs:complexType>
-        <xs:sequence>
-          <xs:element ref="pc:BDCEntity" minOccurs="0" maxOccurs="unbounded"/>
-        </xs:sequence>
-        <xs:attribute ref="pc:EntityNamespace"/>
-        <xs:attribute ref="pc:EntityName"/>
-        <xs:attribute ref="pc:SystemInstanceName"/>
-        <xs:attribute ref="pc:AssociationName"/>
-      </xs:complexType>
-    </xs:element>
-    <xs:attribute name="EntityNamespace" type="xs:string"/>
-    <xs:attribute name="EntityName" type="xs:string"/>
-    <xs:attribute name="SystemInstanceName" type="xs:string"/>
-    <xs:attribute name="AssociationName" type="xs:string"/>
-    <xs:element name="BDCEntity">
-      <xs:complexType>
-        <xs:sequence>
-          <xs:element ref="pc:EntityDisplayName" minOccurs="0"/>
-          <xs:element ref="pc:EntityInstanceReference" minOccurs="0"/>
-          <xs:element ref="pc:EntityId1" minOccurs="0"/>
-          <xs:element ref="pc:EntityId2" minOccurs="0"/>
-          <xs:element ref="pc:EntityId3" minOccurs="0"/>
-          <xs:element ref="pc:EntityId4" minOccurs="0"/>
-          <xs:element ref="pc:EntityId5" minOccurs="0"/>
-        </xs:sequence>
-      </xs:complexType>
-    </xs:element>
-    <xs:element name="EntityDisplayName" type="xs:string"/>
-    <xs:element name="EntityInstanceReference" type="xs:string"/>
-    <xs:element name="EntityId1" type="xs:string"/>
-    <xs:element name="EntityId2" type="xs:string"/>
-    <xs:element name="EntityId3" type="xs:string"/>
-    <xs:element name="EntityId4" type="xs:string"/>
-    <xs:element name="EntityId5" type="xs:string"/>
-    <xs:element name="Terms">
-      <xs:complexType>
-        <xs:sequence>
-          <xs:element ref="pc:TermInfo" minOccurs="0" maxOccurs="unbounded"/>
-        </xs:sequence>
-      </xs:complexType>
-    </xs:element>
-    <xs:element name="TermInfo">
-      <xs:complexType>
-        <xs:sequence>
-          <xs:element ref="pc:TermName" minOccurs="0"/>
-          <xs:element ref="pc:TermId" minOccurs="0"/>
-        </xs:sequence>
-      </xs:complexType>
-    </xs:element>
-    <xs:element name="TermName" type="xs:string"/>
-    <xs:element name="TermId" type="xs:string"/>
-  </xs:schema>
-</ct:contentTypeSchema>
-</file>
-
-<file path=customXml/item2.xml><?xml version="1.0" encoding="utf-8"?>
-<?mso-contentType ?>
-<FormTemplates xmlns="http://schemas.microsoft.com/sharepoint/v3/contenttype/forms">
-  <Display>DocumentLibraryForm</Display>
-  <Edit>DocumentLibraryForm</Edit>
-  <New>DocumentLibraryForm</New>
-</FormTemplates>
-</file>
-
-<file path=customXml/item33.xml><?xml version="1.0" encoding="utf-8"?>
-<p:properties xmlns:p="http://schemas.microsoft.com/office/2006/metadata/properties" xmlns:xsi="http://www.w3.org/2001/XMLSchema-instance" xmlns:pc="http://schemas.microsoft.com/office/infopath/2007/PartnerControls">
-  <documentManagement>
-    <Status xmlns="71af3243-3dd4-4a8d-8c0d-dd76da1f02a5">Not started</Status>
-    <MediaServiceKeyPoints xmlns="71af3243-3dd4-4a8d-8c0d-dd76da1f02a5" xsi:nil="true"/>
-  </documentManagement>
-</p:properties>
-</file>
-
-<file path=customXml/itemProps12.xml><?xml version="1.0" encoding="utf-8"?>
-<ds:datastoreItem xmlns:ds="http://schemas.openxmlformats.org/officeDocument/2006/customXml" ds:itemID="{D387A6B7-8601-45CB-AEB5-6012D5A14C59}"/>
-</file>
-
-<file path=customXml/itemProps21.xml><?xml version="1.0" encoding="utf-8"?>
-<ds:datastoreItem xmlns:ds="http://schemas.openxmlformats.org/officeDocument/2006/customXml" ds:itemID="{E96DCB44-07A4-4883-AB11-785495452549}"/>
-</file>
-
-<file path=customXml/itemProps33.xml><?xml version="1.0" encoding="utf-8"?>
-<ds:datastoreItem xmlns:ds="http://schemas.openxmlformats.org/officeDocument/2006/customXml" ds:itemID="{0AAE9249-DEBC-4190-922F-11B1EA072552}"/>
 </file>